--- a/1-1.prepare/dev-env(english).docx
+++ b/1-1.prepare/dev-env(english).docx
@@ -7,14 +7,14 @@
       <w:pPr>
         <w:pStyle w:val="ac"/>
         <w:rPr>
-          <w:rFonts w:asciiTheme="majorHAnsi" w:eastAsiaTheme="majorHAnsi" w:hAnsiTheme="majorHAnsi"/>
+          <w:rFonts w:asciiTheme="majorEastAsia" w:eastAsiaTheme="majorEastAsia" w:hAnsiTheme="majorEastAsia"/>
           <w:b w:val="0"/>
           <w:lang w:eastAsia="ko-KR"/>
         </w:rPr>
       </w:pPr>
       <w:r>
         <w:rPr>
-          <w:rFonts w:asciiTheme="majorHAnsi" w:eastAsiaTheme="majorHAnsi" w:hAnsiTheme="majorHAnsi"/>
+          <w:rFonts w:asciiTheme="majorEastAsia" w:eastAsiaTheme="majorEastAsia" w:hAnsiTheme="majorEastAsia"/>
           <w:noProof/>
           <w:lang w:eastAsia="ko-KR"/>
         </w:rPr>
@@ -82,91 +82,91 @@
     <w:p>
       <w:pPr>
         <w:rPr>
-          <w:rFonts w:asciiTheme="majorHAnsi" w:eastAsiaTheme="majorHAnsi" w:hAnsiTheme="majorHAnsi"/>
-        </w:rPr>
-      </w:pPr>
-    </w:p>
-    <w:p>
-      <w:pPr>
-        <w:rPr>
-          <w:rFonts w:asciiTheme="majorHAnsi" w:eastAsiaTheme="majorHAnsi" w:hAnsiTheme="majorHAnsi"/>
-        </w:rPr>
-      </w:pPr>
-    </w:p>
-    <w:p>
-      <w:pPr>
-        <w:rPr>
-          <w:rFonts w:asciiTheme="majorHAnsi" w:eastAsiaTheme="majorHAnsi" w:hAnsiTheme="majorHAnsi"/>
-          <w:lang w:eastAsia="ko-KR"/>
-        </w:rPr>
-      </w:pPr>
-    </w:p>
-    <w:p>
-      <w:pPr>
-        <w:rPr>
-          <w:rFonts w:asciiTheme="majorHAnsi" w:eastAsiaTheme="majorHAnsi" w:hAnsiTheme="majorHAnsi"/>
-          <w:lang w:eastAsia="ko-KR"/>
-        </w:rPr>
-      </w:pPr>
-    </w:p>
-    <w:p>
-      <w:pPr>
-        <w:rPr>
-          <w:rFonts w:asciiTheme="majorHAnsi" w:eastAsiaTheme="majorHAnsi" w:hAnsiTheme="majorHAnsi"/>
-          <w:lang w:eastAsia="ko-KR"/>
-        </w:rPr>
-      </w:pPr>
-    </w:p>
-    <w:p>
-      <w:pPr>
-        <w:rPr>
-          <w:rFonts w:asciiTheme="majorHAnsi" w:eastAsiaTheme="majorHAnsi" w:hAnsiTheme="majorHAnsi"/>
-          <w:lang w:eastAsia="ko-KR"/>
-        </w:rPr>
-      </w:pPr>
-    </w:p>
-    <w:p>
-      <w:pPr>
-        <w:rPr>
-          <w:rFonts w:asciiTheme="majorHAnsi" w:eastAsiaTheme="majorHAnsi" w:hAnsiTheme="majorHAnsi"/>
-          <w:lang w:eastAsia="ko-KR"/>
-        </w:rPr>
-      </w:pPr>
-    </w:p>
-    <w:p>
-      <w:pPr>
-        <w:rPr>
-          <w:rFonts w:asciiTheme="majorHAnsi" w:eastAsiaTheme="majorHAnsi" w:hAnsiTheme="majorHAnsi"/>
-          <w:lang w:eastAsia="ko-KR"/>
-        </w:rPr>
-      </w:pPr>
-    </w:p>
-    <w:p>
-      <w:pPr>
-        <w:rPr>
-          <w:rFonts w:asciiTheme="majorHAnsi" w:eastAsiaTheme="majorHAnsi" w:hAnsiTheme="majorHAnsi"/>
-          <w:lang w:eastAsia="ko-KR"/>
-        </w:rPr>
-      </w:pPr>
-    </w:p>
-    <w:p>
-      <w:pPr>
-        <w:rPr>
-          <w:rFonts w:asciiTheme="majorHAnsi" w:eastAsiaTheme="majorHAnsi" w:hAnsiTheme="majorHAnsi"/>
-        </w:rPr>
-      </w:pPr>
-    </w:p>
-    <w:p>
-      <w:pPr>
-        <w:rPr>
-          <w:rFonts w:asciiTheme="majorHAnsi" w:eastAsiaTheme="majorHAnsi" w:hAnsiTheme="majorHAnsi"/>
-        </w:rPr>
-      </w:pPr>
-    </w:p>
-    <w:p>
-      <w:pPr>
-        <w:rPr>
-          <w:rFonts w:asciiTheme="majorHAnsi" w:eastAsiaTheme="majorHAnsi" w:hAnsiTheme="majorHAnsi"/>
+          <w:rFonts w:asciiTheme="majorEastAsia" w:eastAsiaTheme="majorEastAsia" w:hAnsiTheme="majorEastAsia"/>
+        </w:rPr>
+      </w:pPr>
+    </w:p>
+    <w:p>
+      <w:pPr>
+        <w:rPr>
+          <w:rFonts w:asciiTheme="majorEastAsia" w:eastAsiaTheme="majorEastAsia" w:hAnsiTheme="majorEastAsia"/>
+        </w:rPr>
+      </w:pPr>
+    </w:p>
+    <w:p>
+      <w:pPr>
+        <w:rPr>
+          <w:rFonts w:asciiTheme="majorEastAsia" w:eastAsiaTheme="majorEastAsia" w:hAnsiTheme="majorEastAsia"/>
+          <w:lang w:eastAsia="ko-KR"/>
+        </w:rPr>
+      </w:pPr>
+    </w:p>
+    <w:p>
+      <w:pPr>
+        <w:rPr>
+          <w:rFonts w:asciiTheme="majorEastAsia" w:eastAsiaTheme="majorEastAsia" w:hAnsiTheme="majorEastAsia"/>
+          <w:lang w:eastAsia="ko-KR"/>
+        </w:rPr>
+      </w:pPr>
+    </w:p>
+    <w:p>
+      <w:pPr>
+        <w:rPr>
+          <w:rFonts w:asciiTheme="majorEastAsia" w:eastAsiaTheme="majorEastAsia" w:hAnsiTheme="majorEastAsia"/>
+          <w:lang w:eastAsia="ko-KR"/>
+        </w:rPr>
+      </w:pPr>
+    </w:p>
+    <w:p>
+      <w:pPr>
+        <w:rPr>
+          <w:rFonts w:asciiTheme="majorEastAsia" w:eastAsiaTheme="majorEastAsia" w:hAnsiTheme="majorEastAsia"/>
+          <w:lang w:eastAsia="ko-KR"/>
+        </w:rPr>
+      </w:pPr>
+    </w:p>
+    <w:p>
+      <w:pPr>
+        <w:rPr>
+          <w:rFonts w:asciiTheme="majorEastAsia" w:eastAsiaTheme="majorEastAsia" w:hAnsiTheme="majorEastAsia"/>
+          <w:lang w:eastAsia="ko-KR"/>
+        </w:rPr>
+      </w:pPr>
+    </w:p>
+    <w:p>
+      <w:pPr>
+        <w:rPr>
+          <w:rFonts w:asciiTheme="majorEastAsia" w:eastAsiaTheme="majorEastAsia" w:hAnsiTheme="majorEastAsia"/>
+          <w:lang w:eastAsia="ko-KR"/>
+        </w:rPr>
+      </w:pPr>
+    </w:p>
+    <w:p>
+      <w:pPr>
+        <w:rPr>
+          <w:rFonts w:asciiTheme="majorEastAsia" w:eastAsiaTheme="majorEastAsia" w:hAnsiTheme="majorEastAsia"/>
+          <w:lang w:eastAsia="ko-KR"/>
+        </w:rPr>
+      </w:pPr>
+    </w:p>
+    <w:p>
+      <w:pPr>
+        <w:rPr>
+          <w:rFonts w:asciiTheme="majorEastAsia" w:eastAsiaTheme="majorEastAsia" w:hAnsiTheme="majorEastAsia"/>
+        </w:rPr>
+      </w:pPr>
+    </w:p>
+    <w:p>
+      <w:pPr>
+        <w:rPr>
+          <w:rFonts w:asciiTheme="majorEastAsia" w:eastAsiaTheme="majorEastAsia" w:hAnsiTheme="majorEastAsia"/>
+        </w:rPr>
+      </w:pPr>
+    </w:p>
+    <w:p>
+      <w:pPr>
+        <w:rPr>
+          <w:rFonts w:asciiTheme="majorEastAsia" w:eastAsiaTheme="majorEastAsia" w:hAnsiTheme="majorEastAsia"/>
         </w:rPr>
       </w:pPr>
     </w:p>
@@ -175,14 +175,14 @@
         <w:pStyle w:val="ac"/>
         <w:jc w:val="right"/>
         <w:rPr>
-          <w:rFonts w:asciiTheme="majorHAnsi" w:eastAsiaTheme="majorHAnsi" w:hAnsiTheme="majorHAnsi"/>
+          <w:rFonts w:asciiTheme="majorEastAsia" w:eastAsiaTheme="majorEastAsia" w:hAnsiTheme="majorEastAsia"/>
           <w:sz w:val="20"/>
           <w:lang w:eastAsia="ko-KR"/>
         </w:rPr>
       </w:pPr>
       <w:r>
         <w:rPr>
-          <w:rFonts w:asciiTheme="majorHAnsi" w:eastAsiaTheme="majorHAnsi" w:hAnsiTheme="majorHAnsi"/>
+          <w:rFonts w:asciiTheme="majorEastAsia" w:eastAsiaTheme="majorEastAsia" w:hAnsiTheme="majorEastAsia"/>
           <w:noProof/>
         </w:rPr>
         <mc:AlternateContent>
@@ -249,7 +249,7 @@
               </wp:anchor>
             </w:drawing>
           </mc:Choice>
-          <mc:Fallback xmlns:w16sdtdh="http://schemas.microsoft.com/office/word/2020/wordml/sdtdatahash" xmlns:w16="http://schemas.microsoft.com/office/word/2018/wordml" xmlns:w16cex="http://schemas.microsoft.com/office/word/2018/wordml/cex" xmlns:oel="http://schemas.microsoft.com/office/2019/extlst">
+          <mc:Fallback xmlns:oel="http://schemas.microsoft.com/office/2019/extlst" xmlns:w16cex="http://schemas.microsoft.com/office/word/2018/wordml/cex" xmlns:w16="http://schemas.microsoft.com/office/word/2018/wordml" xmlns:w16sdtdh="http://schemas.microsoft.com/office/word/2020/wordml/sdtdatahash">
             <w:pict>
               <v:line w14:anchorId="3E189CF8" id="Straight Connector 3" o:spid="_x0000_s1026" style="position:absolute;left:0;text-align:left;z-index:251838976;visibility:visible;mso-wrap-style:square;mso-width-percent:0;mso-height-percent:0;mso-wrap-distance-left:9pt;mso-wrap-distance-top:0;mso-wrap-distance-right:9pt;mso-wrap-distance-bottom:0;mso-position-horizontal:absolute;mso-position-horizontal-relative:text;mso-position-vertical:absolute;mso-position-vertical-relative:text;mso-width-percent:0;mso-height-percent:0;mso-width-relative:margin;mso-height-relative:margin" from="-27.55pt,21.2pt" to="271.1pt,21.2pt" o:gfxdata="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" strokecolor="#0d0d0d [3069]" strokeweight="3pt"/>
             </w:pict>
@@ -261,14 +261,14 @@
       <w:pPr>
         <w:pStyle w:val="ac"/>
         <w:rPr>
-          <w:rFonts w:asciiTheme="majorHAnsi" w:eastAsiaTheme="majorHAnsi" w:hAnsiTheme="majorHAnsi"/>
+          <w:rFonts w:asciiTheme="majorEastAsia" w:eastAsiaTheme="majorEastAsia" w:hAnsiTheme="majorEastAsia"/>
           <w:sz w:val="20"/>
           <w:lang w:eastAsia="ko-KR"/>
         </w:rPr>
       </w:pPr>
       <w:r>
         <w:rPr>
-          <w:rFonts w:asciiTheme="majorHAnsi" w:eastAsiaTheme="majorHAnsi" w:hAnsiTheme="majorHAnsi"/>
+          <w:rFonts w:asciiTheme="majorEastAsia" w:eastAsiaTheme="majorEastAsia" w:hAnsiTheme="majorEastAsia"/>
           <w:noProof/>
         </w:rPr>
         <mc:AlternateContent>
@@ -533,7 +533,7 @@
         <w:pStyle w:val="ac"/>
         <w:jc w:val="right"/>
         <w:rPr>
-          <w:rFonts w:asciiTheme="majorHAnsi" w:eastAsiaTheme="majorHAnsi" w:hAnsiTheme="majorHAnsi"/>
+          <w:rFonts w:asciiTheme="majorEastAsia" w:eastAsiaTheme="majorEastAsia" w:hAnsiTheme="majorEastAsia"/>
           <w:sz w:val="20"/>
           <w:lang w:eastAsia="ko-KR"/>
         </w:rPr>
@@ -544,7 +544,7 @@
         <w:pStyle w:val="ac"/>
         <w:jc w:val="right"/>
         <w:rPr>
-          <w:rFonts w:asciiTheme="majorHAnsi" w:eastAsiaTheme="majorHAnsi" w:hAnsiTheme="majorHAnsi"/>
+          <w:rFonts w:asciiTheme="majorEastAsia" w:eastAsiaTheme="majorEastAsia" w:hAnsiTheme="majorEastAsia"/>
           <w:sz w:val="20"/>
           <w:lang w:eastAsia="ko-KR"/>
         </w:rPr>
@@ -555,14 +555,14 @@
         <w:pStyle w:val="ac"/>
         <w:jc w:val="right"/>
         <w:rPr>
-          <w:rFonts w:asciiTheme="majorHAnsi" w:eastAsiaTheme="majorHAnsi" w:hAnsiTheme="majorHAnsi"/>
+          <w:rFonts w:asciiTheme="majorEastAsia" w:eastAsiaTheme="majorEastAsia" w:hAnsiTheme="majorEastAsia"/>
           <w:sz w:val="20"/>
           <w:lang w:eastAsia="ko-KR"/>
         </w:rPr>
       </w:pPr>
       <w:r>
         <w:rPr>
-          <w:rFonts w:asciiTheme="majorHAnsi" w:eastAsiaTheme="majorHAnsi" w:hAnsiTheme="majorHAnsi"/>
+          <w:rFonts w:asciiTheme="majorEastAsia" w:eastAsiaTheme="majorEastAsia" w:hAnsiTheme="majorEastAsia"/>
           <w:noProof/>
         </w:rPr>
         <w:drawing>
@@ -631,7 +631,7 @@
         <w:pStyle w:val="ac"/>
         <w:jc w:val="right"/>
         <w:rPr>
-          <w:rFonts w:asciiTheme="majorHAnsi" w:eastAsiaTheme="majorHAnsi" w:hAnsiTheme="majorHAnsi"/>
+          <w:rFonts w:asciiTheme="majorEastAsia" w:eastAsiaTheme="majorEastAsia" w:hAnsiTheme="majorEastAsia"/>
           <w:sz w:val="20"/>
           <w:lang w:eastAsia="ko-KR"/>
         </w:rPr>
@@ -642,14 +642,14 @@
         <w:pStyle w:val="ac"/>
         <w:jc w:val="right"/>
         <w:rPr>
-          <w:rFonts w:asciiTheme="majorHAnsi" w:eastAsiaTheme="majorHAnsi" w:hAnsiTheme="majorHAnsi"/>
+          <w:rFonts w:asciiTheme="majorEastAsia" w:eastAsiaTheme="majorEastAsia" w:hAnsiTheme="majorEastAsia"/>
           <w:sz w:val="20"/>
           <w:lang w:eastAsia="ko-KR"/>
         </w:rPr>
       </w:pPr>
       <w:r>
         <w:rPr>
-          <w:rFonts w:asciiTheme="majorHAnsi" w:eastAsiaTheme="majorHAnsi" w:hAnsiTheme="majorHAnsi"/>
+          <w:rFonts w:asciiTheme="majorEastAsia" w:eastAsiaTheme="majorEastAsia" w:hAnsiTheme="majorEastAsia"/>
           <w:noProof/>
         </w:rPr>
         <mc:AlternateContent>
@@ -713,7 +713,7 @@
               </wp:anchor>
             </w:drawing>
           </mc:Choice>
-          <mc:Fallback xmlns:w16sdtdh="http://schemas.microsoft.com/office/word/2020/wordml/sdtdatahash" xmlns:w16="http://schemas.microsoft.com/office/word/2018/wordml" xmlns:w16cex="http://schemas.microsoft.com/office/word/2018/wordml/cex" xmlns:oel="http://schemas.microsoft.com/office/2019/extlst">
+          <mc:Fallback xmlns:oel="http://schemas.microsoft.com/office/2019/extlst" xmlns:w16cex="http://schemas.microsoft.com/office/word/2018/wordml/cex" xmlns:w16="http://schemas.microsoft.com/office/word/2018/wordml" xmlns:w16sdtdh="http://schemas.microsoft.com/office/word/2020/wordml/sdtdatahash">
             <w:pict>
               <v:line w14:anchorId="011E06B7" id="Straight Connector 3" o:spid="_x0000_s1026" style="position:absolute;left:0;text-align:left;z-index:251841024;visibility:visible;mso-wrap-style:square;mso-width-percent:0;mso-wrap-distance-left:9pt;mso-wrap-distance-top:0;mso-wrap-distance-right:9pt;mso-wrap-distance-bottom:0;mso-position-horizontal:absolute;mso-position-horizontal-relative:text;mso-position-vertical:absolute;mso-position-vertical-relative:text;mso-width-percent:0;mso-width-relative:margin" from="-27.55pt,18.8pt" to="271.05pt,18.8pt" o:gfxdata="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" strokecolor="#0d0d0d [3069]" strokeweight="3pt"/>
             </w:pict>
@@ -726,14 +726,14 @@
         <w:pStyle w:val="ac"/>
         <w:jc w:val="right"/>
         <w:rPr>
-          <w:rFonts w:asciiTheme="majorHAnsi" w:eastAsiaTheme="majorHAnsi" w:hAnsiTheme="majorHAnsi"/>
+          <w:rFonts w:asciiTheme="majorEastAsia" w:eastAsiaTheme="majorEastAsia" w:hAnsiTheme="majorEastAsia"/>
           <w:sz w:val="20"/>
           <w:lang w:eastAsia="ko-KR"/>
         </w:rPr>
       </w:pPr>
       <w:r>
         <w:rPr>
-          <w:rFonts w:asciiTheme="majorHAnsi" w:eastAsiaTheme="majorHAnsi" w:hAnsiTheme="majorHAnsi"/>
+          <w:rFonts w:asciiTheme="majorEastAsia" w:eastAsiaTheme="majorEastAsia" w:hAnsiTheme="majorEastAsia"/>
           <w:noProof/>
         </w:rPr>
         <mc:AlternateContent>
@@ -875,7 +875,7 @@
         <w:pStyle w:val="ac"/>
         <w:jc w:val="right"/>
         <w:rPr>
-          <w:rFonts w:asciiTheme="majorHAnsi" w:eastAsiaTheme="majorHAnsi" w:hAnsiTheme="majorHAnsi"/>
+          <w:rFonts w:asciiTheme="majorEastAsia" w:eastAsiaTheme="majorEastAsia" w:hAnsiTheme="majorEastAsia"/>
           <w:sz w:val="20"/>
           <w:lang w:eastAsia="ko-KR"/>
         </w:rPr>
@@ -886,7 +886,7 @@
         <w:pStyle w:val="ac"/>
         <w:jc w:val="right"/>
         <w:rPr>
-          <w:rFonts w:asciiTheme="majorHAnsi" w:eastAsiaTheme="majorHAnsi" w:hAnsiTheme="majorHAnsi"/>
+          <w:rFonts w:asciiTheme="majorEastAsia" w:eastAsiaTheme="majorEastAsia" w:hAnsiTheme="majorEastAsia"/>
           <w:sz w:val="20"/>
           <w:lang w:eastAsia="ko-KR"/>
         </w:rPr>
@@ -897,7 +897,7 @@
         <w:pStyle w:val="ac"/>
         <w:jc w:val="right"/>
         <w:rPr>
-          <w:rFonts w:asciiTheme="majorHAnsi" w:eastAsiaTheme="majorHAnsi" w:hAnsiTheme="majorHAnsi"/>
+          <w:rFonts w:asciiTheme="majorEastAsia" w:eastAsiaTheme="majorEastAsia" w:hAnsiTheme="majorEastAsia"/>
           <w:sz w:val="20"/>
           <w:lang w:eastAsia="ko-KR"/>
         </w:rPr>
@@ -907,7 +907,7 @@
       <w:pPr>
         <w:pStyle w:val="ac"/>
         <w:rPr>
-          <w:rFonts w:asciiTheme="majorHAnsi" w:eastAsiaTheme="majorHAnsi" w:hAnsiTheme="majorHAnsi"/>
+          <w:rFonts w:asciiTheme="majorEastAsia" w:eastAsiaTheme="majorEastAsia" w:hAnsiTheme="majorEastAsia"/>
           <w:sz w:val="20"/>
           <w:lang w:eastAsia="ko-KR"/>
         </w:rPr>
@@ -917,7 +917,7 @@
       <w:pPr>
         <w:pStyle w:val="ac"/>
         <w:rPr>
-          <w:rFonts w:asciiTheme="majorHAnsi" w:eastAsiaTheme="majorHAnsi" w:hAnsiTheme="majorHAnsi"/>
+          <w:rFonts w:asciiTheme="majorEastAsia" w:eastAsiaTheme="majorEastAsia" w:hAnsiTheme="majorEastAsia"/>
           <w:sz w:val="20"/>
           <w:lang w:eastAsia="ko-KR"/>
         </w:rPr>
@@ -927,7 +927,7 @@
       <w:pPr>
         <w:jc w:val="right"/>
         <w:rPr>
-          <w:rFonts w:asciiTheme="majorHAnsi" w:eastAsiaTheme="majorHAnsi" w:hAnsiTheme="majorHAnsi" w:cs="Arial"/>
+          <w:rFonts w:asciiTheme="majorEastAsia" w:eastAsiaTheme="majorEastAsia" w:hAnsiTheme="majorEastAsia" w:cs="Arial"/>
           <w:sz w:val="24"/>
           <w:szCs w:val="24"/>
           <w:lang w:eastAsia="ko-KR"/>
@@ -938,7 +938,7 @@
       <w:pPr>
         <w:jc w:val="right"/>
         <w:rPr>
-          <w:rFonts w:asciiTheme="majorHAnsi" w:eastAsiaTheme="majorHAnsi" w:hAnsiTheme="majorHAnsi" w:cs="Arial"/>
+          <w:rFonts w:asciiTheme="majorEastAsia" w:eastAsiaTheme="majorEastAsia" w:hAnsiTheme="majorEastAsia" w:cs="Arial"/>
           <w:sz w:val="24"/>
           <w:szCs w:val="24"/>
           <w:lang w:eastAsia="ko-KR"/>
@@ -949,7 +949,7 @@
       <w:pPr>
         <w:jc w:val="right"/>
         <w:rPr>
-          <w:rFonts w:asciiTheme="majorHAnsi" w:eastAsiaTheme="majorHAnsi" w:hAnsiTheme="majorHAnsi" w:cs="Arial"/>
+          <w:rFonts w:asciiTheme="majorEastAsia" w:eastAsiaTheme="majorEastAsia" w:hAnsiTheme="majorEastAsia" w:cs="Arial"/>
           <w:sz w:val="24"/>
           <w:szCs w:val="24"/>
           <w:lang w:eastAsia="ko-KR"/>
@@ -960,7 +960,7 @@
       <w:pPr>
         <w:jc w:val="right"/>
         <w:rPr>
-          <w:rFonts w:asciiTheme="majorHAnsi" w:eastAsiaTheme="majorHAnsi" w:hAnsiTheme="majorHAnsi" w:cs="Arial"/>
+          <w:rFonts w:asciiTheme="majorEastAsia" w:eastAsiaTheme="majorEastAsia" w:hAnsiTheme="majorEastAsia" w:cs="Arial"/>
           <w:sz w:val="24"/>
           <w:szCs w:val="24"/>
           <w:lang w:eastAsia="ko-KR"/>
@@ -971,7 +971,7 @@
       <w:pPr>
         <w:jc w:val="right"/>
         <w:rPr>
-          <w:rFonts w:asciiTheme="majorHAnsi" w:eastAsiaTheme="majorHAnsi" w:hAnsiTheme="majorHAnsi" w:cs="Arial"/>
+          <w:rFonts w:asciiTheme="majorEastAsia" w:eastAsiaTheme="majorEastAsia" w:hAnsiTheme="majorEastAsia" w:cs="Arial"/>
           <w:sz w:val="24"/>
           <w:szCs w:val="24"/>
           <w:lang w:eastAsia="ko-KR"/>
@@ -982,7 +982,7 @@
       <w:pPr>
         <w:jc w:val="right"/>
         <w:rPr>
-          <w:rFonts w:asciiTheme="majorHAnsi" w:eastAsiaTheme="majorHAnsi" w:hAnsiTheme="majorHAnsi" w:cs="Arial"/>
+          <w:rFonts w:asciiTheme="majorEastAsia" w:eastAsiaTheme="majorEastAsia" w:hAnsiTheme="majorEastAsia" w:cs="Arial"/>
           <w:sz w:val="24"/>
           <w:szCs w:val="24"/>
           <w:lang w:eastAsia="ko-KR"/>
@@ -993,7 +993,7 @@
       <w:pPr>
         <w:jc w:val="right"/>
         <w:rPr>
-          <w:rFonts w:asciiTheme="majorHAnsi" w:eastAsiaTheme="majorHAnsi" w:hAnsiTheme="majorHAnsi" w:cs="Arial"/>
+          <w:rFonts w:asciiTheme="majorEastAsia" w:eastAsiaTheme="majorEastAsia" w:hAnsiTheme="majorEastAsia" w:cs="Arial"/>
           <w:sz w:val="24"/>
           <w:szCs w:val="24"/>
           <w:lang w:eastAsia="ko-KR"/>
@@ -1004,7 +1004,7 @@
       <w:pPr>
         <w:pStyle w:val="ac"/>
         <w:rPr>
-          <w:rFonts w:asciiTheme="majorHAnsi" w:eastAsiaTheme="majorHAnsi" w:hAnsiTheme="majorHAnsi"/>
+          <w:rFonts w:asciiTheme="majorEastAsia" w:eastAsiaTheme="majorEastAsia" w:hAnsiTheme="majorEastAsia"/>
         </w:rPr>
         <w:sectPr>
           <w:footerReference w:type="default" r:id="rId11"/>
@@ -1016,11 +1016,13 @@
       </w:pPr>
       <w:r>
         <w:rPr>
-          <w:rFonts w:asciiTheme="majorHAnsi" w:eastAsiaTheme="majorHAnsi" w:hAnsiTheme="majorHAnsi"/>
+          <w:rFonts w:asciiTheme="majorEastAsia" w:eastAsiaTheme="majorEastAsia" w:hAnsiTheme="majorEastAsia"/>
         </w:rPr>
         <w:lastRenderedPageBreak/>
         <w:t>Table of Contents</w:t>
       </w:r>
+      <w:bookmarkStart w:id="0" w:name="_GoBack"/>
+      <w:bookmarkEnd w:id="0"/>
     </w:p>
     <w:p>
       <w:pPr>
@@ -1038,24 +1040,25 @@
       </w:pPr>
       <w:r>
         <w:rPr>
-          <w:rFonts w:asciiTheme="majorHAnsi" w:eastAsiaTheme="majorHAnsi" w:hAnsiTheme="majorHAnsi"/>
+          <w:rFonts w:asciiTheme="majorEastAsia" w:eastAsiaTheme="majorEastAsia" w:hAnsiTheme="majorEastAsia"/>
         </w:rPr>
         <w:fldChar w:fldCharType="begin"/>
       </w:r>
       <w:r>
         <w:rPr>
-          <w:rFonts w:asciiTheme="majorHAnsi" w:eastAsiaTheme="majorHAnsi" w:hAnsiTheme="majorHAnsi"/>
+          <w:rFonts w:asciiTheme="majorEastAsia" w:eastAsiaTheme="majorEastAsia" w:hAnsiTheme="majorEastAsia"/>
         </w:rPr>
         <w:instrText xml:space="preserve"> TOC </w:instrText>
       </w:r>
       <w:r>
         <w:rPr>
-          <w:rFonts w:asciiTheme="majorHAnsi" w:eastAsiaTheme="majorHAnsi" w:hAnsiTheme="majorHAnsi"/>
+          <w:rFonts w:asciiTheme="majorEastAsia" w:eastAsiaTheme="majorEastAsia" w:hAnsiTheme="majorEastAsia"/>
         </w:rPr>
         <w:fldChar w:fldCharType="separate"/>
       </w:r>
       <w:r>
         <w:rPr>
+          <w:rFonts w:asciiTheme="majorEastAsia" w:eastAsiaTheme="majorEastAsia" w:hAnsiTheme="majorEastAsia"/>
           <w:noProof/>
         </w:rPr>
         <w:t>1.</w:t>
@@ -1072,9 +1075,10 @@
       </w:r>
       <w:r>
         <w:rPr>
+          <w:rFonts w:asciiTheme="majorEastAsia" w:eastAsiaTheme="majorEastAsia" w:hAnsiTheme="majorEastAsia"/>
           <w:noProof/>
         </w:rPr>
-        <w:t>outline</w:t>
+        <w:t>Overview</w:t>
       </w:r>
       <w:r>
         <w:rPr>
@@ -1092,7 +1096,7 @@
         <w:rPr>
           <w:noProof/>
         </w:rPr>
-        <w:instrText xml:space="preserve"> PAGEREF _Toc208821157 \h </w:instrText>
+        <w:instrText xml:space="preserve"> PAGEREF _Toc208822281 \h </w:instrText>
       </w:r>
       <w:r>
         <w:rPr>
@@ -1134,6 +1138,7 @@
       </w:pPr>
       <w:r>
         <w:rPr>
+          <w:rFonts w:asciiTheme="majorEastAsia" w:eastAsiaTheme="majorEastAsia" w:hAnsiTheme="majorEastAsia"/>
           <w:noProof/>
         </w:rPr>
         <w:t>2.</w:t>
@@ -1150,6 +1155,7 @@
       </w:r>
       <w:r>
         <w:rPr>
+          <w:rFonts w:asciiTheme="majorEastAsia" w:eastAsiaTheme="majorEastAsia" w:hAnsiTheme="majorEastAsia"/>
           <w:noProof/>
         </w:rPr>
         <w:t>Sign up for an account</w:t>
@@ -1170,7 +1176,7 @@
         <w:rPr>
           <w:noProof/>
         </w:rPr>
-        <w:instrText xml:space="preserve"> PAGEREF _Toc208821158 \h </w:instrText>
+        <w:instrText xml:space="preserve"> PAGEREF _Toc208822282 \h </w:instrText>
       </w:r>
       <w:r>
         <w:rPr>
@@ -1212,6 +1218,7 @@
       </w:pPr>
       <w:r>
         <w:rPr>
+          <w:rFonts w:asciiTheme="majorEastAsia" w:eastAsiaTheme="majorEastAsia" w:hAnsiTheme="majorEastAsia"/>
           <w:noProof/>
         </w:rPr>
         <w:t>3.</w:t>
@@ -1228,12 +1235,14 @@
       </w:r>
       <w:r>
         <w:rPr>
+          <w:rFonts w:asciiTheme="majorEastAsia" w:eastAsiaTheme="majorEastAsia" w:hAnsiTheme="majorEastAsia"/>
           <w:noProof/>
         </w:rPr>
         <w:t xml:space="preserve">Colab </w:t>
       </w:r>
       <w:r>
         <w:rPr>
+          <w:rFonts w:asciiTheme="majorEastAsia" w:eastAsiaTheme="majorEastAsia" w:hAnsiTheme="majorEastAsia"/>
           <w:noProof/>
           <w:lang w:eastAsia="ko-KR"/>
         </w:rPr>
@@ -1255,7 +1264,7 @@
         <w:rPr>
           <w:noProof/>
         </w:rPr>
-        <w:instrText xml:space="preserve"> PAGEREF _Toc208821159 \h </w:instrText>
+        <w:instrText xml:space="preserve"> PAGEREF _Toc208822283 \h </w:instrText>
       </w:r>
       <w:r>
         <w:rPr>
@@ -1297,6 +1306,7 @@
       </w:pPr>
       <w:r>
         <w:rPr>
+          <w:rFonts w:asciiTheme="majorEastAsia" w:eastAsiaTheme="majorEastAsia" w:hAnsiTheme="majorEastAsia"/>
           <w:noProof/>
         </w:rPr>
         <w:t>4.</w:t>
@@ -1313,6 +1323,7 @@
       </w:r>
       <w:r>
         <w:rPr>
+          <w:rFonts w:asciiTheme="majorEastAsia" w:eastAsiaTheme="majorEastAsia" w:hAnsiTheme="majorEastAsia"/>
           <w:noProof/>
           <w:lang w:eastAsia="ko-KR"/>
         </w:rPr>
@@ -1320,6 +1331,7 @@
       </w:r>
       <w:r>
         <w:rPr>
+          <w:rFonts w:asciiTheme="majorEastAsia" w:eastAsiaTheme="majorEastAsia" w:hAnsiTheme="majorEastAsia"/>
           <w:noProof/>
         </w:rPr>
         <w:t xml:space="preserve"> installation</w:t>
@@ -1340,7 +1352,7 @@
         <w:rPr>
           <w:noProof/>
         </w:rPr>
-        <w:instrText xml:space="preserve"> PAGEREF _Toc208821160 \h </w:instrText>
+        <w:instrText xml:space="preserve"> PAGEREF _Toc208822284 \h </w:instrText>
       </w:r>
       <w:r>
         <w:rPr>
@@ -1382,6 +1394,7 @@
       </w:pPr>
       <w:r>
         <w:rPr>
+          <w:rFonts w:asciiTheme="majorEastAsia" w:eastAsiaTheme="majorEastAsia" w:hAnsiTheme="majorEastAsia"/>
           <w:noProof/>
         </w:rPr>
         <w:t>5.</w:t>
@@ -1398,6 +1411,7 @@
       </w:r>
       <w:r>
         <w:rPr>
+          <w:rFonts w:asciiTheme="majorEastAsia" w:eastAsiaTheme="majorEastAsia" w:hAnsiTheme="majorEastAsia"/>
           <w:noProof/>
           <w:lang w:eastAsia="ko-KR"/>
         </w:rPr>
@@ -1419,7 +1433,7 @@
         <w:rPr>
           <w:noProof/>
         </w:rPr>
-        <w:instrText xml:space="preserve"> PAGEREF _Toc208821161 \h </w:instrText>
+        <w:instrText xml:space="preserve"> PAGEREF _Toc208822285 \h </w:instrText>
       </w:r>
       <w:r>
         <w:rPr>
@@ -1461,6 +1475,7 @@
       </w:pPr>
       <w:r>
         <w:rPr>
+          <w:rFonts w:asciiTheme="majorEastAsia" w:eastAsiaTheme="majorEastAsia" w:hAnsiTheme="majorEastAsia"/>
           <w:noProof/>
         </w:rPr>
         <w:t>6.</w:t>
@@ -1477,36 +1492,29 @@
       </w:r>
       <w:r>
         <w:rPr>
+          <w:rFonts w:asciiTheme="majorEastAsia" w:eastAsiaTheme="majorEastAsia" w:hAnsiTheme="majorEastAsia"/>
           <w:noProof/>
           <w:lang w:eastAsia="ko-KR"/>
         </w:rPr>
-        <w:t>related</w:t>
+        <w:t>Reference</w:t>
       </w:r>
       <w:r>
         <w:rPr>
           <w:noProof/>
         </w:rPr>
-        <w:t xml:space="preserve"> link</w:t>
-      </w:r>
-      <w:bookmarkStart w:id="0" w:name="_GoBack"/>
-      <w:bookmarkEnd w:id="0"/>
+        <w:tab/>
+      </w:r>
       <w:r>
         <w:rPr>
           <w:noProof/>
         </w:rPr>
-        <w:tab/>
+        <w:fldChar w:fldCharType="begin"/>
       </w:r>
       <w:r>
         <w:rPr>
           <w:noProof/>
         </w:rPr>
-        <w:fldChar w:fldCharType="begin"/>
-      </w:r>
-      <w:r>
-        <w:rPr>
-          <w:noProof/>
-        </w:rPr>
-        <w:instrText xml:space="preserve"> PAGEREF _Toc208821162 \h </w:instrText>
+        <w:instrText xml:space="preserve"> PAGEREF _Toc208822286 \h </w:instrText>
       </w:r>
       <w:r>
         <w:rPr>
@@ -1539,7 +1547,7 @@
           <w:tab w:val="right" w:leader="dot" w:pos="9972"/>
         </w:tabs>
         <w:rPr>
-          <w:rFonts w:asciiTheme="majorHAnsi" w:eastAsiaTheme="majorHAnsi" w:hAnsiTheme="majorHAnsi"/>
+          <w:rFonts w:asciiTheme="majorEastAsia" w:eastAsiaTheme="majorEastAsia" w:hAnsiTheme="majorEastAsia"/>
         </w:rPr>
         <w:sectPr>
           <w:type w:val="continuous"/>
@@ -1551,7 +1559,7 @@
       </w:pPr>
       <w:r>
         <w:rPr>
-          <w:rFonts w:asciiTheme="majorHAnsi" w:eastAsiaTheme="majorHAnsi" w:hAnsiTheme="majorHAnsi"/>
+          <w:rFonts w:asciiTheme="majorEastAsia" w:eastAsiaTheme="majorEastAsia" w:hAnsiTheme="majorEastAsia"/>
         </w:rPr>
         <w:fldChar w:fldCharType="end"/>
       </w:r>
@@ -1566,7 +1574,7 @@
         <w:jc w:val="center"/>
         <w:textAlignment w:val="auto"/>
         <w:rPr>
-          <w:rFonts w:asciiTheme="majorHAnsi" w:eastAsiaTheme="majorHAnsi" w:hAnsiTheme="majorHAnsi"/>
+          <w:rFonts w:asciiTheme="majorEastAsia" w:eastAsiaTheme="majorEastAsia" w:hAnsiTheme="majorEastAsia"/>
           <w:b/>
           <w:sz w:val="28"/>
           <w:szCs w:val="28"/>
@@ -1575,7 +1583,7 @@
       </w:pPr>
       <w:r>
         <w:rPr>
-          <w:rFonts w:asciiTheme="majorHAnsi" w:eastAsiaTheme="majorHAnsi" w:hAnsiTheme="majorHAnsi"/>
+          <w:rFonts w:asciiTheme="majorEastAsia" w:eastAsiaTheme="majorEastAsia" w:hAnsiTheme="majorEastAsia"/>
           <w:b/>
           <w:sz w:val="28"/>
           <w:szCs w:val="28"/>
@@ -1586,21 +1594,30 @@
     <w:p>
       <w:pPr>
         <w:pStyle w:val="1"/>
-      </w:pPr>
-      <w:bookmarkStart w:id="1" w:name="_Toc208821157"/>
-      <w:r>
+        <w:rPr>
+          <w:rFonts w:asciiTheme="majorEastAsia" w:eastAsiaTheme="majorEastAsia" w:hAnsiTheme="majorEastAsia"/>
+        </w:rPr>
+      </w:pPr>
+      <w:bookmarkStart w:id="1" w:name="_Toc208822281"/>
+      <w:r>
+        <w:rPr>
+          <w:rFonts w:asciiTheme="majorEastAsia" w:eastAsiaTheme="majorEastAsia" w:hAnsiTheme="majorEastAsia"/>
+        </w:rPr>
         <w:lastRenderedPageBreak/>
-        <w:t>outline</w:t>
+        <w:t>Overview</w:t>
       </w:r>
       <w:bookmarkEnd w:id="1"/>
     </w:p>
     <w:p>
       <w:pPr>
         <w:pStyle w:val="a8"/>
-      </w:pPr>
-      <w:r>
-        <w:rPr>
-          <w:rFonts w:hint="eastAsia"/>
+        <w:rPr>
+          <w:rFonts w:asciiTheme="majorEastAsia" w:eastAsiaTheme="majorEastAsia" w:hAnsiTheme="majorEastAsia"/>
+        </w:rPr>
+      </w:pPr>
+      <w:r>
+        <w:rPr>
+          <w:rFonts w:asciiTheme="majorEastAsia" w:eastAsiaTheme="majorEastAsia" w:hAnsiTheme="majorEastAsia" w:hint="eastAsia"/>
         </w:rPr>
         <w:t>Prepare your work environment in advance for a smooth hands-on experience.</w:t>
       </w:r>
@@ -1608,14 +1625,20 @@
     <w:p>
       <w:pPr>
         <w:pStyle w:val="a8"/>
-      </w:pPr>
-      <w:r>
-        <w:rPr>
-          <w:rFonts w:hint="eastAsia"/>
+        <w:rPr>
+          <w:rFonts w:asciiTheme="majorEastAsia" w:eastAsiaTheme="majorEastAsia" w:hAnsiTheme="majorEastAsia"/>
+        </w:rPr>
+      </w:pPr>
+      <w:r>
+        <w:rPr>
+          <w:rFonts w:asciiTheme="majorEastAsia" w:eastAsiaTheme="majorEastAsia" w:hAnsiTheme="majorEastAsia" w:hint="eastAsia"/>
         </w:rPr>
         <w:t>All materials can be downloaded from the following links.</w:t>
       </w:r>
       <w:r>
+        <w:rPr>
+          <w:rFonts w:asciiTheme="majorEastAsia" w:eastAsiaTheme="majorEastAsia" w:hAnsiTheme="majorEastAsia"/>
+        </w:rPr>
         <w:t xml:space="preserve"> </w:t>
       </w:r>
     </w:p>
@@ -1626,16 +1649,23 @@
           <w:ilvl w:val="0"/>
           <w:numId w:val="17"/>
         </w:numPr>
+        <w:rPr>
+          <w:rFonts w:asciiTheme="majorEastAsia" w:eastAsiaTheme="majorEastAsia" w:hAnsiTheme="majorEastAsia"/>
+        </w:rPr>
       </w:pPr>
       <w:hyperlink r:id="rId12" w:history="1">
         <w:r>
           <w:rPr>
             <w:rStyle w:val="a4"/>
+            <w:rFonts w:asciiTheme="majorEastAsia" w:eastAsiaTheme="majorEastAsia" w:hAnsiTheme="majorEastAsia"/>
           </w:rPr>
           <w:t>https://github.com/mac999/LLM-RAG-Agent-Tutorial.git</w:t>
         </w:r>
       </w:hyperlink>
       <w:r>
+        <w:rPr>
+          <w:rFonts w:asciiTheme="majorEastAsia" w:eastAsiaTheme="majorEastAsia" w:hAnsiTheme="majorEastAsia"/>
+        </w:rPr>
         <w:t xml:space="preserve"> </w:t>
       </w:r>
     </w:p>
@@ -1643,14 +1673,23 @@
       <w:pPr>
         <w:pStyle w:val="a8"/>
         <w:ind w:left="800"/>
+        <w:rPr>
+          <w:rFonts w:asciiTheme="majorEastAsia" w:eastAsiaTheme="majorEastAsia" w:hAnsiTheme="majorEastAsia"/>
+        </w:rPr>
       </w:pPr>
     </w:p>
     <w:p>
       <w:pPr>
         <w:pStyle w:val="1"/>
-      </w:pPr>
-      <w:bookmarkStart w:id="2" w:name="_Toc208821158"/>
-      <w:r>
+        <w:rPr>
+          <w:rFonts w:asciiTheme="majorEastAsia" w:eastAsiaTheme="majorEastAsia" w:hAnsiTheme="majorEastAsia"/>
+        </w:rPr>
+      </w:pPr>
+      <w:bookmarkStart w:id="2" w:name="_Toc208822282"/>
+      <w:r>
+        <w:rPr>
+          <w:rFonts w:asciiTheme="majorEastAsia" w:eastAsiaTheme="majorEastAsia" w:hAnsiTheme="majorEastAsia"/>
+        </w:rPr>
         <w:t>Sign up for an account</w:t>
       </w:r>
       <w:bookmarkEnd w:id="2"/>
@@ -1816,7 +1855,7 @@
           <w:sz w:val="22"/>
           <w:szCs w:val="22"/>
         </w:rPr>
-        <w:t xml:space="preserve">C </w:t>
+        <w:t>C</w:t>
       </w:r>
       <w:r>
         <w:rPr>
@@ -2987,30 +3026,39 @@
     <w:p>
       <w:pPr>
         <w:pStyle w:val="1"/>
-      </w:pPr>
-      <w:bookmarkStart w:id="3" w:name="_Toc208821159"/>
-      <w:r>
-        <w:rPr>
-          <w:rFonts w:hint="cs"/>
+        <w:rPr>
+          <w:rFonts w:asciiTheme="majorEastAsia" w:eastAsiaTheme="majorEastAsia" w:hAnsiTheme="majorEastAsia"/>
+        </w:rPr>
+      </w:pPr>
+      <w:bookmarkStart w:id="3" w:name="_Toc208822283"/>
+      <w:r>
+        <w:rPr>
+          <w:rFonts w:asciiTheme="majorEastAsia" w:eastAsiaTheme="majorEastAsia" w:hAnsiTheme="majorEastAsia" w:hint="cs"/>
         </w:rPr>
         <w:lastRenderedPageBreak/>
         <w:t>C</w:t>
       </w:r>
       <w:r>
+        <w:rPr>
+          <w:rFonts w:asciiTheme="majorEastAsia" w:eastAsiaTheme="majorEastAsia" w:hAnsiTheme="majorEastAsia"/>
+        </w:rPr>
         <w:t>o</w:t>
       </w:r>
       <w:r>
         <w:rPr>
-          <w:rFonts w:hint="cs"/>
+          <w:rFonts w:asciiTheme="majorEastAsia" w:eastAsiaTheme="majorEastAsia" w:hAnsiTheme="majorEastAsia" w:hint="cs"/>
         </w:rPr>
         <w:t>l</w:t>
       </w:r>
       <w:r>
+        <w:rPr>
+          <w:rFonts w:asciiTheme="majorEastAsia" w:eastAsiaTheme="majorEastAsia" w:hAnsiTheme="majorEastAsia"/>
+        </w:rPr>
         <w:t xml:space="preserve">ab </w:t>
       </w:r>
       <w:r>
         <w:rPr>
-          <w:rFonts w:hint="eastAsia"/>
+          <w:rFonts w:asciiTheme="majorEastAsia" w:eastAsiaTheme="majorEastAsia" w:hAnsiTheme="majorEastAsia" w:hint="eastAsia"/>
           <w:lang w:eastAsia="ko-KR"/>
         </w:rPr>
         <w:t>settings</w:t>
@@ -3020,112 +3068,156 @@
     <w:p>
       <w:pPr>
         <w:pStyle w:val="a8"/>
-      </w:pPr>
-      <w:r>
-        <w:rPr>
-          <w:rFonts w:hint="eastAsia"/>
+        <w:rPr>
+          <w:rFonts w:asciiTheme="majorEastAsia" w:eastAsiaTheme="majorEastAsia" w:hAnsiTheme="majorEastAsia"/>
+        </w:rPr>
+      </w:pPr>
+      <w:r>
+        <w:rPr>
+          <w:rFonts w:asciiTheme="majorEastAsia" w:eastAsiaTheme="majorEastAsia" w:hAnsiTheme="majorEastAsia" w:hint="eastAsia"/>
         </w:rPr>
         <w:t xml:space="preserve">Open </w:t>
       </w:r>
       <w:r>
+        <w:rPr>
+          <w:rFonts w:asciiTheme="majorEastAsia" w:eastAsiaTheme="majorEastAsia" w:hAnsiTheme="majorEastAsia"/>
+        </w:rPr>
         <w:t xml:space="preserve">colab-env.ipynb </w:t>
       </w:r>
       <w:r>
         <w:rPr>
-          <w:rFonts w:hint="eastAsia"/>
+          <w:rFonts w:asciiTheme="majorEastAsia" w:eastAsiaTheme="majorEastAsia" w:hAnsiTheme="majorEastAsia" w:hint="eastAsia"/>
         </w:rPr>
         <w:t xml:space="preserve">from the following link in C </w:t>
       </w:r>
       <w:r>
+        <w:rPr>
+          <w:rFonts w:asciiTheme="majorEastAsia" w:eastAsiaTheme="majorEastAsia" w:hAnsiTheme="majorEastAsia"/>
+        </w:rPr>
         <w:t>oLab .</w:t>
       </w:r>
     </w:p>
     <w:p>
       <w:pPr>
         <w:pStyle w:val="a8"/>
+        <w:rPr>
+          <w:rFonts w:asciiTheme="majorEastAsia" w:eastAsiaTheme="majorEastAsia" w:hAnsiTheme="majorEastAsia"/>
+        </w:rPr>
       </w:pPr>
       <w:hyperlink r:id="rId22" w:history="1">
         <w:r>
           <w:rPr>
             <w:rStyle w:val="a4"/>
+            <w:rFonts w:asciiTheme="majorEastAsia" w:eastAsiaTheme="majorEastAsia" w:hAnsiTheme="majorEastAsia"/>
           </w:rPr>
           <w:t>https://github.com/mac999/LLM-RAG-Agent-Tutorial/tree/main/1-1.prepare</w:t>
         </w:r>
       </w:hyperlink>
       <w:r>
+        <w:rPr>
+          <w:rFonts w:asciiTheme="majorEastAsia" w:eastAsiaTheme="majorEastAsia" w:hAnsiTheme="majorEastAsia"/>
+        </w:rPr>
         <w:t xml:space="preserve"> </w:t>
       </w:r>
     </w:p>
     <w:p>
       <w:pPr>
         <w:pStyle w:val="a8"/>
-      </w:pPr>
-      <w:r>
-        <w:rPr>
-          <w:rFonts w:hint="eastAsia"/>
+        <w:rPr>
+          <w:rFonts w:asciiTheme="majorEastAsia" w:eastAsiaTheme="majorEastAsia" w:hAnsiTheme="majorEastAsia"/>
+        </w:rPr>
+      </w:pPr>
+      <w:r>
+        <w:rPr>
+          <w:rFonts w:asciiTheme="majorEastAsia" w:eastAsiaTheme="majorEastAsia" w:hAnsiTheme="majorEastAsia" w:hint="eastAsia"/>
         </w:rPr>
         <w:t xml:space="preserve">You can do things like connect to your Google </w:t>
       </w:r>
       <w:r>
+        <w:rPr>
+          <w:rFonts w:asciiTheme="majorEastAsia" w:eastAsiaTheme="majorEastAsia" w:hAnsiTheme="majorEastAsia"/>
+        </w:rPr>
         <w:t xml:space="preserve">drive </w:t>
       </w:r>
       <w:r>
         <w:rPr>
-          <w:rFonts w:hint="eastAsia"/>
+          <w:rFonts w:asciiTheme="majorEastAsia" w:eastAsiaTheme="majorEastAsia" w:hAnsiTheme="majorEastAsia" w:hint="eastAsia"/>
         </w:rPr>
         <w:t>so that practice files can be saved .</w:t>
       </w:r>
       <w:r>
+        <w:rPr>
+          <w:rFonts w:asciiTheme="majorEastAsia" w:eastAsiaTheme="majorEastAsia" w:hAnsiTheme="majorEastAsia"/>
+        </w:rPr>
         <w:t xml:space="preserve"> </w:t>
       </w:r>
     </w:p>
     <w:p>
       <w:pPr>
         <w:pStyle w:val="a8"/>
-      </w:pPr>
-      <w:r>
-        <w:rPr>
-          <w:rFonts w:hint="eastAsia"/>
+        <w:rPr>
+          <w:rFonts w:asciiTheme="majorEastAsia" w:eastAsiaTheme="majorEastAsia" w:hAnsiTheme="majorEastAsia"/>
+        </w:rPr>
+      </w:pPr>
+      <w:r>
+        <w:rPr>
+          <w:rFonts w:asciiTheme="majorEastAsia" w:eastAsiaTheme="majorEastAsia" w:hAnsiTheme="majorEastAsia" w:hint="eastAsia"/>
         </w:rPr>
         <w:t xml:space="preserve">Set the </w:t>
       </w:r>
       <w:r>
+        <w:rPr>
+          <w:rFonts w:asciiTheme="majorEastAsia" w:eastAsiaTheme="majorEastAsia" w:hAnsiTheme="majorEastAsia"/>
+        </w:rPr>
         <w:t xml:space="preserve">API key, etc. </w:t>
       </w:r>
       <w:r>
         <w:rPr>
-          <w:rFonts w:hint="eastAsia"/>
+          <w:rFonts w:asciiTheme="majorEastAsia" w:eastAsiaTheme="majorEastAsia" w:hAnsiTheme="majorEastAsia" w:hint="eastAsia"/>
         </w:rPr>
         <w:t xml:space="preserve">created above, in the </w:t>
       </w:r>
       <w:r>
+        <w:rPr>
+          <w:rFonts w:asciiTheme="majorEastAsia" w:eastAsiaTheme="majorEastAsia" w:hAnsiTheme="majorEastAsia"/>
+        </w:rPr>
         <w:t xml:space="preserve">key menu </w:t>
       </w:r>
       <w:r>
         <w:rPr>
-          <w:rFonts w:hint="eastAsia"/>
+          <w:rFonts w:asciiTheme="majorEastAsia" w:eastAsiaTheme="majorEastAsia" w:hAnsiTheme="majorEastAsia" w:hint="eastAsia"/>
         </w:rPr>
         <w:t xml:space="preserve">of your account's </w:t>
       </w:r>
       <w:r>
+        <w:rPr>
+          <w:rFonts w:asciiTheme="majorEastAsia" w:eastAsiaTheme="majorEastAsia" w:hAnsiTheme="majorEastAsia"/>
+        </w:rPr>
         <w:t xml:space="preserve">Colab </w:t>
       </w:r>
       <w:r>
         <w:rPr>
-          <w:rFonts w:hint="eastAsia"/>
+          <w:rFonts w:asciiTheme="majorEastAsia" w:eastAsiaTheme="majorEastAsia" w:hAnsiTheme="majorEastAsia" w:hint="eastAsia"/>
         </w:rPr>
         <w:t>as follows .</w:t>
       </w:r>
       <w:r>
+        <w:rPr>
+          <w:rFonts w:asciiTheme="majorEastAsia" w:eastAsiaTheme="majorEastAsia" w:hAnsiTheme="majorEastAsia"/>
+        </w:rPr>
         <w:t xml:space="preserve"> </w:t>
       </w:r>
     </w:p>
     <w:p>
       <w:pPr>
         <w:pStyle w:val="a8"/>
-      </w:pPr>
-      <w:r>
-        <w:rPr>
+        <w:rPr>
+          <w:rFonts w:asciiTheme="majorEastAsia" w:eastAsiaTheme="majorEastAsia" w:hAnsiTheme="majorEastAsia"/>
+        </w:rPr>
+      </w:pPr>
+      <w:r>
+        <w:rPr>
+          <w:rFonts w:asciiTheme="majorEastAsia" w:eastAsiaTheme="majorEastAsia" w:hAnsiTheme="majorEastAsia"/>
           <w:noProof/>
         </w:rPr>
         <w:drawing>
@@ -3168,27 +3260,36 @@
     <w:p>
       <w:pPr>
         <w:pStyle w:val="a8"/>
+        <w:rPr>
+          <w:rFonts w:asciiTheme="majorEastAsia" w:eastAsiaTheme="majorEastAsia" w:hAnsiTheme="majorEastAsia"/>
+        </w:rPr>
       </w:pPr>
     </w:p>
     <w:p>
       <w:pPr>
         <w:pStyle w:val="1"/>
-      </w:pPr>
-      <w:bookmarkStart w:id="4" w:name="_Toc208821160"/>
-      <w:r>
-        <w:rPr>
-          <w:rFonts w:hint="eastAsia"/>
+        <w:rPr>
+          <w:rFonts w:asciiTheme="majorEastAsia" w:eastAsiaTheme="majorEastAsia" w:hAnsiTheme="majorEastAsia"/>
+        </w:rPr>
+      </w:pPr>
+      <w:bookmarkStart w:id="4" w:name="_Toc208822284"/>
+      <w:r>
+        <w:rPr>
+          <w:rFonts w:asciiTheme="majorEastAsia" w:eastAsiaTheme="majorEastAsia" w:hAnsiTheme="majorEastAsia" w:hint="eastAsia"/>
           <w:lang w:eastAsia="ko-KR"/>
         </w:rPr>
         <w:t>Development tools</w:t>
       </w:r>
       <w:r>
         <w:rPr>
-          <w:rFonts w:hint="cs"/>
+          <w:rFonts w:asciiTheme="majorEastAsia" w:eastAsiaTheme="majorEastAsia" w:hAnsiTheme="majorEastAsia" w:hint="cs"/>
         </w:rPr>
         <w:t xml:space="preserve"> </w:t>
       </w:r>
       <w:r>
+        <w:rPr>
+          <w:rFonts w:asciiTheme="majorEastAsia" w:eastAsiaTheme="majorEastAsia" w:hAnsiTheme="majorEastAsia"/>
+        </w:rPr>
         <w:t>installation</w:t>
       </w:r>
       <w:bookmarkEnd w:id="4"/>
@@ -3196,69 +3297,93 @@
     <w:p>
       <w:pPr>
         <w:pStyle w:val="a8"/>
-      </w:pPr>
-      <w:r>
-        <w:rPr>
-          <w:rFonts w:hint="eastAsia"/>
+        <w:rPr>
+          <w:rFonts w:asciiTheme="majorEastAsia" w:eastAsiaTheme="majorEastAsia" w:hAnsiTheme="majorEastAsia"/>
+        </w:rPr>
+      </w:pPr>
+      <w:r>
+        <w:rPr>
+          <w:rFonts w:asciiTheme="majorEastAsia" w:eastAsiaTheme="majorEastAsia" w:hAnsiTheme="majorEastAsia" w:hint="eastAsia"/>
         </w:rPr>
         <w:t>The development tools will be explained during the hands-on session and then installed during the installation session.</w:t>
       </w:r>
       <w:r>
+        <w:rPr>
+          <w:rFonts w:asciiTheme="majorEastAsia" w:eastAsiaTheme="majorEastAsia" w:hAnsiTheme="majorEastAsia"/>
+        </w:rPr>
         <w:t xml:space="preserve"> </w:t>
       </w:r>
       <w:r>
         <w:rPr>
-          <w:rFonts w:hint="eastAsia"/>
+          <w:rFonts w:asciiTheme="majorEastAsia" w:eastAsiaTheme="majorEastAsia" w:hAnsiTheme="majorEastAsia" w:hint="eastAsia"/>
         </w:rPr>
         <w:t>but,</w:t>
       </w:r>
       <w:r>
+        <w:rPr>
+          <w:rFonts w:asciiTheme="majorEastAsia" w:eastAsiaTheme="majorEastAsia" w:hAnsiTheme="majorEastAsia"/>
+        </w:rPr>
         <w:t xml:space="preserve"> </w:t>
       </w:r>
       <w:r>
         <w:rPr>
-          <w:rFonts w:hint="eastAsia"/>
+          <w:rFonts w:asciiTheme="majorEastAsia" w:eastAsiaTheme="majorEastAsia" w:hAnsiTheme="majorEastAsia" w:hint="eastAsia"/>
         </w:rPr>
         <w:t>If you know in advance,</w:t>
       </w:r>
       <w:r>
+        <w:rPr>
+          <w:rFonts w:asciiTheme="majorEastAsia" w:eastAsiaTheme="majorEastAsia" w:hAnsiTheme="majorEastAsia"/>
+        </w:rPr>
         <w:t xml:space="preserve"> </w:t>
       </w:r>
       <w:r>
         <w:rPr>
-          <w:rFonts w:hint="eastAsia"/>
+          <w:rFonts w:asciiTheme="majorEastAsia" w:eastAsiaTheme="majorEastAsia" w:hAnsiTheme="majorEastAsia" w:hint="eastAsia"/>
         </w:rPr>
         <w:t>Installing it before the practice saves time.</w:t>
       </w:r>
       <w:r>
+        <w:rPr>
+          <w:rFonts w:asciiTheme="majorEastAsia" w:eastAsiaTheme="majorEastAsia" w:hAnsiTheme="majorEastAsia"/>
+        </w:rPr>
         <w:t xml:space="preserve">  </w:t>
       </w:r>
     </w:p>
     <w:p>
       <w:pPr>
         <w:pStyle w:val="a8"/>
-      </w:pPr>
-      <w:r>
-        <w:rPr>
-          <w:rFonts w:hint="eastAsia"/>
+        <w:rPr>
+          <w:rFonts w:asciiTheme="majorEastAsia" w:eastAsiaTheme="majorEastAsia" w:hAnsiTheme="majorEastAsia"/>
+        </w:rPr>
+      </w:pPr>
+      <w:r>
+        <w:rPr>
+          <w:rFonts w:asciiTheme="majorEastAsia" w:eastAsiaTheme="majorEastAsia" w:hAnsiTheme="majorEastAsia" w:hint="eastAsia"/>
         </w:rPr>
         <w:t>Python,</w:t>
       </w:r>
       <w:r>
+        <w:rPr>
+          <w:rFonts w:asciiTheme="majorEastAsia" w:eastAsiaTheme="majorEastAsia" w:hAnsiTheme="majorEastAsia"/>
+        </w:rPr>
         <w:t xml:space="preserve"> </w:t>
       </w:r>
       <w:r>
         <w:rPr>
-          <w:rFonts w:hint="eastAsia"/>
+          <w:rFonts w:asciiTheme="majorEastAsia" w:eastAsiaTheme="majorEastAsia" w:hAnsiTheme="majorEastAsia" w:hint="eastAsia"/>
         </w:rPr>
         <w:t xml:space="preserve">Anaconda and other latest versions are often still under development, so errors may occur when installing packages, etc., so please install a stable </w:t>
       </w:r>
       <w:r>
+        <w:rPr>
+          <w:rFonts w:asciiTheme="majorEastAsia" w:eastAsiaTheme="majorEastAsia" w:hAnsiTheme="majorEastAsia"/>
+        </w:rPr>
         <w:t xml:space="preserve">version </w:t>
       </w:r>
       <w:r>
         <w:rPr>
-          <w:rFonts w:hint="eastAsia"/>
+          <w:rFonts w:asciiTheme="majorEastAsia" w:eastAsiaTheme="majorEastAsia" w:hAnsiTheme="majorEastAsia" w:hint="eastAsia"/>
         </w:rPr>
         <w:t>.</w:t>
       </w:r>
@@ -3266,23 +3391,32 @@
     <w:p>
       <w:pPr>
         <w:pStyle w:val="a8"/>
-      </w:pPr>
-      <w:r>
-        <w:rPr>
-          <w:rFonts w:hint="eastAsia"/>
+        <w:rPr>
+          <w:rFonts w:asciiTheme="majorEastAsia" w:eastAsiaTheme="majorEastAsia" w:hAnsiTheme="majorEastAsia"/>
+        </w:rPr>
+      </w:pPr>
+      <w:r>
+        <w:rPr>
+          <w:rFonts w:asciiTheme="majorEastAsia" w:eastAsiaTheme="majorEastAsia" w:hAnsiTheme="majorEastAsia" w:hint="eastAsia"/>
         </w:rPr>
         <w:t xml:space="preserve">run </w:t>
       </w:r>
       <w:r>
+        <w:rPr>
+          <w:rFonts w:asciiTheme="majorEastAsia" w:eastAsiaTheme="majorEastAsia" w:hAnsiTheme="majorEastAsia"/>
+        </w:rPr>
         <w:t xml:space="preserve">cmd </w:t>
       </w:r>
       <w:r>
         <w:rPr>
-          <w:rFonts w:hint="eastAsia"/>
+          <w:rFonts w:asciiTheme="majorEastAsia" w:eastAsiaTheme="majorEastAsia" w:hAnsiTheme="majorEastAsia" w:hint="eastAsia"/>
         </w:rPr>
         <w:t>as follows in Windows .</w:t>
       </w:r>
       <w:r>
+        <w:rPr>
+          <w:rFonts w:asciiTheme="majorEastAsia" w:eastAsiaTheme="majorEastAsia" w:hAnsiTheme="majorEastAsia"/>
+        </w:rPr>
         <w:t xml:space="preserve"> </w:t>
       </w:r>
     </w:p>
@@ -3301,13 +3435,14 @@
       </w:pPr>
       <w:r>
         <w:rPr>
+          <w:rFonts w:asciiTheme="majorEastAsia" w:eastAsiaTheme="majorEastAsia" w:hAnsiTheme="majorEastAsia"/>
           <w:noProof/>
         </w:rPr>
         <w:lastRenderedPageBreak/>
         <w:drawing>
-          <wp:inline distT="0" distB="0" distL="0" distR="0" wp14:anchorId="72131707" wp14:editId="31B5A07C">
-            <wp:extent cx="2698010" cy="1777073"/>
-            <wp:effectExtent l="0" t="0" r="7620" b="0"/>
+          <wp:inline distT="0" distB="0" distL="0" distR="0" wp14:anchorId="72131707" wp14:editId="61675D54">
+            <wp:extent cx="2390140" cy="2152188"/>
+            <wp:effectExtent l="0" t="0" r="0" b="635"/>
             <wp:docPr id="1" name="그림 1"/>
             <wp:cNvGraphicFramePr>
               <a:graphicFrameLocks xmlns:a="http://schemas.openxmlformats.org/drawingml/2006/main" noChangeAspect="1"/>
@@ -3321,13 +3456,13 @@
                   </pic:nvPicPr>
                   <pic:blipFill rotWithShape="1">
                     <a:blip r:embed="rId24"/>
-                    <a:srcRect t="60737"/>
+                    <a:srcRect t="46324"/>
                     <a:stretch/>
                   </pic:blipFill>
                   <pic:spPr bwMode="auto">
                     <a:xfrm>
                       <a:off x="0" y="0"/>
-                      <a:ext cx="2722271" cy="1793053"/>
+                      <a:ext cx="2403890" cy="2164569"/>
                     </a:xfrm>
                     <a:prstGeom prst="rect">
                       <a:avLst/>
@@ -3349,13 +3484,14 @@
       </w:r>
       <w:r>
         <w:rPr>
+          <w:rFonts w:asciiTheme="majorEastAsia" w:eastAsiaTheme="majorEastAsia" w:hAnsiTheme="majorEastAsia"/>
           <w:noProof/>
         </w:rPr>
         <w:drawing>
-          <wp:inline distT="0" distB="0" distL="0" distR="0" wp14:anchorId="33F40D91" wp14:editId="4D176802">
-            <wp:extent cx="2825750" cy="1765237"/>
-            <wp:effectExtent l="0" t="0" r="0" b="6985"/>
-            <wp:docPr id="7" name="그림 7" descr="Windows 11 change password command"/>
+          <wp:inline distT="0" distB="0" distL="0" distR="0" wp14:anchorId="55744E09" wp14:editId="69E28609">
+            <wp:extent cx="2390139" cy="2171700"/>
+            <wp:effectExtent l="0" t="0" r="0" b="0"/>
+            <wp:docPr id="4" name="그림 4"/>
             <wp:cNvGraphicFramePr>
               <a:graphicFrameLocks xmlns:a="http://schemas.openxmlformats.org/drawingml/2006/main" noChangeAspect="1"/>
             </wp:cNvGraphicFramePr>
@@ -3363,36 +3499,30 @@
               <a:graphicData uri="http://schemas.openxmlformats.org/drawingml/2006/picture">
                 <pic:pic xmlns:pic="http://schemas.openxmlformats.org/drawingml/2006/picture">
                   <pic:nvPicPr>
-                    <pic:cNvPr id="0" name="Picture 1" descr="Windows 11 change password command"/>
-                    <pic:cNvPicPr>
-                      <a:picLocks noChangeAspect="1" noChangeArrowheads="1"/>
-                    </pic:cNvPicPr>
+                    <pic:cNvPr id="1" name=""/>
+                    <pic:cNvPicPr/>
                   </pic:nvPicPr>
-                  <pic:blipFill>
-                    <a:blip r:embed="rId25" cstate="print">
-                      <a:extLst>
-                        <a:ext uri="{28A0092B-C50C-407E-A947-70E740481C1C}">
-                          <a14:useLocalDpi xmlns:a14="http://schemas.microsoft.com/office/drawing/2010/main" val="0"/>
-                        </a:ext>
-                      </a:extLst>
-                    </a:blip>
-                    <a:srcRect/>
-                    <a:stretch>
-                      <a:fillRect/>
-                    </a:stretch>
+                  <pic:blipFill rotWithShape="1">
+                    <a:blip r:embed="rId24"/>
+                    <a:srcRect t="-1" b="45838"/>
+                    <a:stretch/>
                   </pic:blipFill>
                   <pic:spPr bwMode="auto">
                     <a:xfrm>
                       <a:off x="0" y="0"/>
-                      <a:ext cx="2844604" cy="1777015"/>
+                      <a:ext cx="2403890" cy="2184194"/>
                     </a:xfrm>
                     <a:prstGeom prst="rect">
                       <a:avLst/>
                     </a:prstGeom>
-                    <a:noFill/>
                     <a:ln>
                       <a:noFill/>
                     </a:ln>
+                    <a:extLst>
+                      <a:ext uri="{53640926-AAD7-44D8-BBD7-CCE9431645EC}">
+                        <a14:shadowObscured xmlns:a14="http://schemas.microsoft.com/office/drawing/2010/main"/>
+                      </a:ext>
+                    </a:extLst>
                   </pic:spPr>
                 </pic:pic>
               </a:graphicData>
@@ -3416,64 +3546,85 @@
     <w:p>
       <w:pPr>
         <w:pStyle w:val="a8"/>
-      </w:pPr>
-      <w:r>
-        <w:rPr>
-          <w:rFonts w:hint="eastAsia"/>
+        <w:rPr>
+          <w:rFonts w:asciiTheme="majorEastAsia" w:eastAsiaTheme="majorEastAsia" w:hAnsiTheme="majorEastAsia"/>
+        </w:rPr>
+      </w:pPr>
+      <w:r>
+        <w:rPr>
+          <w:rFonts w:asciiTheme="majorEastAsia" w:eastAsiaTheme="majorEastAsia" w:hAnsiTheme="majorEastAsia" w:hint="eastAsia"/>
         </w:rPr>
         <w:t xml:space="preserve">Python </w:t>
       </w:r>
       <w:r>
         <w:rPr>
-          <w:rFonts w:hint="eastAsia"/>
+          <w:rFonts w:asciiTheme="majorEastAsia" w:eastAsiaTheme="majorEastAsia" w:hAnsiTheme="majorEastAsia" w:hint="eastAsia"/>
         </w:rPr>
         <w:t xml:space="preserve">, </w:t>
       </w:r>
       <w:r>
+        <w:rPr>
+          <w:rFonts w:asciiTheme="majorEastAsia" w:eastAsiaTheme="majorEastAsia" w:hAnsiTheme="majorEastAsia"/>
+        </w:rPr>
         <w:t>Anaconda</w:t>
       </w:r>
       <w:r>
+        <w:rPr>
+          <w:rFonts w:asciiTheme="majorEastAsia" w:eastAsiaTheme="majorEastAsia" w:hAnsiTheme="majorEastAsia"/>
+        </w:rPr>
         <w:t>​</w:t>
       </w:r>
       <w:r>
         <w:rPr>
-          <w:rFonts w:hint="eastAsia"/>
+          <w:rFonts w:asciiTheme="majorEastAsia" w:eastAsiaTheme="majorEastAsia" w:hAnsiTheme="majorEastAsia" w:hint="eastAsia"/>
         </w:rPr>
         <w:t xml:space="preserve"> If there is an option to add </w:t>
       </w:r>
       <w:r>
+        <w:rPr>
+          <w:rFonts w:asciiTheme="majorEastAsia" w:eastAsiaTheme="majorEastAsia" w:hAnsiTheme="majorEastAsia"/>
+        </w:rPr>
         <w:t xml:space="preserve">PATH </w:t>
       </w:r>
       <w:r>
         <w:rPr>
-          <w:rFonts w:hint="eastAsia"/>
+          <w:rFonts w:asciiTheme="majorEastAsia" w:eastAsiaTheme="majorEastAsia" w:hAnsiTheme="majorEastAsia" w:hint="eastAsia"/>
         </w:rPr>
         <w:t xml:space="preserve">when installing </w:t>
       </w:r>
       <w:r>
+        <w:rPr>
+          <w:rFonts w:asciiTheme="majorEastAsia" w:eastAsiaTheme="majorEastAsia" w:hAnsiTheme="majorEastAsia"/>
+        </w:rPr>
         <w:t xml:space="preserve">Github , etc., </w:t>
       </w:r>
       <w:r>
         <w:rPr>
-          <w:rFonts w:hint="eastAsia"/>
+          <w:rFonts w:asciiTheme="majorEastAsia" w:eastAsiaTheme="majorEastAsia" w:hAnsiTheme="majorEastAsia" w:hint="eastAsia"/>
         </w:rPr>
         <w:t>Please check carefully.</w:t>
       </w:r>
       <w:r>
+        <w:rPr>
+          <w:rFonts w:asciiTheme="majorEastAsia" w:eastAsiaTheme="majorEastAsia" w:hAnsiTheme="majorEastAsia"/>
+        </w:rPr>
         <w:t xml:space="preserve"> </w:t>
       </w:r>
       <w:r>
         <w:rPr>
-          <w:rFonts w:hint="eastAsia"/>
+          <w:rFonts w:asciiTheme="majorEastAsia" w:eastAsiaTheme="majorEastAsia" w:hAnsiTheme="majorEastAsia" w:hint="eastAsia"/>
         </w:rPr>
         <w:t xml:space="preserve">In the terminal, executable files such as </w:t>
       </w:r>
       <w:r>
+        <w:rPr>
+          <w:rFonts w:asciiTheme="majorEastAsia" w:eastAsiaTheme="majorEastAsia" w:hAnsiTheme="majorEastAsia"/>
+        </w:rPr>
         <w:t xml:space="preserve">python </w:t>
       </w:r>
       <w:r>
         <w:rPr>
-          <w:rFonts w:hint="eastAsia"/>
+          <w:rFonts w:asciiTheme="majorEastAsia" w:eastAsiaTheme="majorEastAsia" w:hAnsiTheme="majorEastAsia" w:hint="eastAsia"/>
         </w:rPr>
         <w:t>must be searchable in the path.</w:t>
       </w:r>
@@ -3490,6 +3641,7 @@
       </w:pPr>
       <w:r>
         <w:rPr>
+          <w:rFonts w:asciiTheme="majorEastAsia" w:eastAsiaTheme="majorEastAsia" w:hAnsiTheme="majorEastAsia"/>
           <w:noProof/>
         </w:rPr>
         <w:drawing>
@@ -3508,7 +3660,7 @@
                     <pic:cNvPicPr/>
                   </pic:nvPicPr>
                   <pic:blipFill>
-                    <a:blip r:embed="rId26"/>
+                    <a:blip r:embed="rId25"/>
                     <a:stretch>
                       <a:fillRect/>
                     </a:stretch>
@@ -3532,33 +3684,45 @@
     <w:p>
       <w:pPr>
         <w:pStyle w:val="a8"/>
+        <w:rPr>
+          <w:rFonts w:asciiTheme="majorEastAsia" w:eastAsiaTheme="majorEastAsia" w:hAnsiTheme="majorEastAsia"/>
+        </w:rPr>
       </w:pPr>
     </w:p>
     <w:p>
       <w:pPr>
         <w:pStyle w:val="a8"/>
-      </w:pPr>
-      <w:r>
-        <w:rPr>
-          <w:rFonts w:hint="eastAsia"/>
+        <w:rPr>
+          <w:rFonts w:asciiTheme="majorEastAsia" w:eastAsiaTheme="majorEastAsia" w:hAnsiTheme="majorEastAsia"/>
+        </w:rPr>
+      </w:pPr>
+      <w:r>
+        <w:rPr>
+          <w:rFonts w:asciiTheme="majorEastAsia" w:eastAsiaTheme="majorEastAsia" w:hAnsiTheme="majorEastAsia" w:hint="eastAsia"/>
         </w:rPr>
         <w:t xml:space="preserve">your laptop does not have </w:t>
       </w:r>
       <w:r>
+        <w:rPr>
+          <w:rFonts w:asciiTheme="majorEastAsia" w:eastAsiaTheme="majorEastAsia" w:hAnsiTheme="majorEastAsia"/>
+        </w:rPr>
         <w:t xml:space="preserve">an NVIDIA GPU , </w:t>
       </w:r>
       <w:r>
         <w:rPr>
-          <w:rFonts w:hint="eastAsia"/>
+          <w:rFonts w:asciiTheme="majorEastAsia" w:eastAsiaTheme="majorEastAsia" w:hAnsiTheme="majorEastAsia" w:hint="eastAsia"/>
         </w:rPr>
         <w:t xml:space="preserve">skip </w:t>
       </w:r>
       <w:r>
+        <w:rPr>
+          <w:rFonts w:asciiTheme="majorEastAsia" w:eastAsiaTheme="majorEastAsia" w:hAnsiTheme="majorEastAsia"/>
+        </w:rPr>
         <w:t xml:space="preserve">the GPU -related parts </w:t>
       </w:r>
       <w:r>
         <w:rPr>
-          <w:rFonts w:hint="eastAsia"/>
+          <w:rFonts w:asciiTheme="majorEastAsia" w:eastAsiaTheme="majorEastAsia" w:hAnsiTheme="majorEastAsia" w:hint="eastAsia"/>
         </w:rPr>
         <w:t>of the installation instructions below .</w:t>
       </w:r>
@@ -3566,18 +3730,23 @@
     <w:p>
       <w:pPr>
         <w:pStyle w:val="a8"/>
+        <w:rPr>
+          <w:rFonts w:asciiTheme="majorEastAsia" w:eastAsiaTheme="majorEastAsia" w:hAnsiTheme="majorEastAsia"/>
+        </w:rPr>
       </w:pPr>
     </w:p>
     <w:p>
       <w:pPr>
         <w:pStyle w:val="a8"/>
         <w:rPr>
+          <w:rFonts w:asciiTheme="majorEastAsia" w:eastAsiaTheme="majorEastAsia" w:hAnsiTheme="majorEastAsia"/>
           <w:b/>
           <w:color w:val="FF0000"/>
         </w:rPr>
       </w:pPr>
       <w:r>
         <w:rPr>
+          <w:rFonts w:asciiTheme="majorEastAsia" w:eastAsiaTheme="majorEastAsia" w:hAnsiTheme="majorEastAsia"/>
           <w:b/>
           <w:bCs/>
           <w:color w:val="FF0000"/>
@@ -3586,6 +3755,7 @@
       </w:r>
       <w:r>
         <w:rPr>
+          <w:rFonts w:asciiTheme="majorEastAsia" w:eastAsiaTheme="majorEastAsia" w:hAnsiTheme="majorEastAsia"/>
           <w:b/>
           <w:color w:val="FF0000"/>
         </w:rPr>
@@ -3593,7 +3763,7 @@
       </w:r>
       <w:r>
         <w:rPr>
-          <w:rFonts w:hint="eastAsia"/>
+          <w:rFonts w:asciiTheme="majorEastAsia" w:eastAsiaTheme="majorEastAsia" w:hAnsiTheme="majorEastAsia" w:hint="eastAsia"/>
           <w:b/>
           <w:color w:val="FF0000"/>
         </w:rPr>
@@ -3601,6 +3771,7 @@
       </w:r>
       <w:r>
         <w:rPr>
+          <w:rFonts w:asciiTheme="majorEastAsia" w:eastAsiaTheme="majorEastAsia" w:hAnsiTheme="majorEastAsia"/>
           <w:b/>
           <w:color w:val="FF0000"/>
         </w:rPr>
@@ -3608,7 +3779,7 @@
       </w:r>
       <w:r>
         <w:rPr>
-          <w:rFonts w:hint="eastAsia"/>
+          <w:rFonts w:asciiTheme="majorEastAsia" w:eastAsiaTheme="majorEastAsia" w:hAnsiTheme="majorEastAsia" w:hint="eastAsia"/>
           <w:b/>
           <w:color w:val="FF0000"/>
         </w:rPr>
@@ -3616,6 +3787,7 @@
       </w:r>
       <w:r>
         <w:rPr>
+          <w:rFonts w:asciiTheme="majorEastAsia" w:eastAsiaTheme="majorEastAsia" w:hAnsiTheme="majorEastAsia"/>
           <w:b/>
           <w:color w:val="FF0000"/>
         </w:rPr>
@@ -3642,7 +3814,7 @@
           <w:szCs w:val="24"/>
         </w:rPr>
       </w:pPr>
-      <w:hyperlink r:id="rId27" w:history="1">
+      <w:hyperlink r:id="rId26" w:history="1">
         <w:r>
           <w:rPr>
             <w:rFonts w:asciiTheme="majorEastAsia" w:eastAsiaTheme="majorEastAsia" w:hAnsiTheme="majorEastAsia" w:cs="굴림"/>
@@ -3681,10 +3853,9 @@
           <w:sz w:val="24"/>
           <w:szCs w:val="24"/>
         </w:rPr>
-        <w:lastRenderedPageBreak/>
         <w:t xml:space="preserve">Mac Users: </w:t>
       </w:r>
-      <w:hyperlink r:id="rId28" w:history="1">
+      <w:hyperlink r:id="rId27" w:history="1">
         <w:r>
           <w:rPr>
             <w:rFonts w:asciiTheme="majorEastAsia" w:eastAsiaTheme="majorEastAsia" w:hAnsiTheme="majorEastAsia" w:cs="굴림"/>
@@ -3822,18 +3993,20 @@
       <w:pPr>
         <w:pStyle w:val="a8"/>
         <w:rPr>
+          <w:rFonts w:asciiTheme="majorEastAsia" w:eastAsiaTheme="majorEastAsia" w:hAnsiTheme="majorEastAsia"/>
           <w:b/>
         </w:rPr>
       </w:pPr>
       <w:r>
         <w:rPr>
+          <w:rFonts w:asciiTheme="majorEastAsia" w:eastAsiaTheme="majorEastAsia" w:hAnsiTheme="majorEastAsia"/>
           <w:b/>
         </w:rPr>
         <w:t xml:space="preserve">NVIDIA Driver ( when using </w:t>
       </w:r>
       <w:r>
         <w:rPr>
-          <w:rFonts w:hint="eastAsia"/>
+          <w:rFonts w:asciiTheme="majorEastAsia" w:eastAsiaTheme="majorEastAsia" w:hAnsiTheme="majorEastAsia" w:hint="eastAsia"/>
           <w:b/>
         </w:rPr>
         <w:t>N VIDIA GPU)</w:t>
@@ -3859,7 +4032,7 @@
           <w:szCs w:val="24"/>
         </w:rPr>
       </w:pPr>
-      <w:hyperlink r:id="rId29" w:history="1">
+      <w:hyperlink r:id="rId28" w:history="1">
         <w:r>
           <w:rPr>
             <w:rFonts w:asciiTheme="majorEastAsia" w:eastAsiaTheme="majorEastAsia" w:hAnsiTheme="majorEastAsia" w:cs="굴림"/>
@@ -3913,18 +4086,20 @@
       <w:pPr>
         <w:pStyle w:val="a8"/>
         <w:rPr>
+          <w:rFonts w:asciiTheme="majorEastAsia" w:eastAsiaTheme="majorEastAsia" w:hAnsiTheme="majorEastAsia"/>
           <w:b/>
         </w:rPr>
       </w:pPr>
       <w:r>
         <w:rPr>
+          <w:rFonts w:asciiTheme="majorEastAsia" w:eastAsiaTheme="majorEastAsia" w:hAnsiTheme="majorEastAsia"/>
           <w:b/>
         </w:rPr>
         <w:t xml:space="preserve">CUDA Toolkit ( when using NVIDIA GPU </w:t>
       </w:r>
       <w:r>
         <w:rPr>
-          <w:rFonts w:hint="eastAsia"/>
+          <w:rFonts w:asciiTheme="majorEastAsia" w:eastAsiaTheme="majorEastAsia" w:hAnsiTheme="majorEastAsia" w:hint="eastAsia"/>
           <w:b/>
         </w:rPr>
         <w:t>)</w:t>
@@ -3950,7 +4125,7 @@
           <w:szCs w:val="24"/>
         </w:rPr>
       </w:pPr>
-      <w:hyperlink r:id="rId30" w:history="1">
+      <w:hyperlink r:id="rId29" w:history="1">
         <w:r>
           <w:rPr>
             <w:rFonts w:asciiTheme="majorEastAsia" w:eastAsiaTheme="majorEastAsia" w:hAnsiTheme="majorEastAsia" w:cs="굴림"/>
@@ -4025,6 +4200,7 @@
       <w:pPr>
         <w:pStyle w:val="a8"/>
         <w:rPr>
+          <w:rFonts w:asciiTheme="majorEastAsia" w:eastAsiaTheme="majorEastAsia" w:hAnsiTheme="majorEastAsia"/>
           <w:b/>
           <w:bCs/>
           <w:color w:val="FF0000"/>
@@ -4032,7 +4208,7 @@
       </w:pPr>
       <w:r>
         <w:rPr>
-          <w:rFonts w:hint="eastAsia"/>
+          <w:rFonts w:asciiTheme="majorEastAsia" w:eastAsiaTheme="majorEastAsia" w:hAnsiTheme="majorEastAsia" w:hint="eastAsia"/>
           <w:b/>
           <w:bCs/>
           <w:color w:val="FF0000"/>
@@ -4048,12 +4224,13 @@
           <w:numId w:val="14"/>
         </w:numPr>
         <w:rPr>
+          <w:rFonts w:asciiTheme="majorEastAsia" w:eastAsiaTheme="majorEastAsia" w:hAnsiTheme="majorEastAsia"/>
           <w:bCs/>
         </w:rPr>
       </w:pPr>
       <w:r>
         <w:rPr>
-          <w:rFonts w:hint="eastAsia"/>
+          <w:rFonts w:asciiTheme="majorEastAsia" w:eastAsiaTheme="majorEastAsia" w:hAnsiTheme="majorEastAsia" w:hint="eastAsia"/>
           <w:bCs/>
         </w:rPr>
         <w:t>Install the tool from the following link.</w:t>
@@ -4067,14 +4244,15 @@
           <w:numId w:val="14"/>
         </w:numPr>
         <w:rPr>
+          <w:rFonts w:asciiTheme="majorEastAsia" w:eastAsiaTheme="majorEastAsia" w:hAnsiTheme="majorEastAsia"/>
           <w:bCs/>
         </w:rPr>
       </w:pPr>
-      <w:hyperlink r:id="rId31" w:history="1">
+      <w:hyperlink r:id="rId30" w:history="1">
         <w:r>
           <w:rPr>
             <w:rStyle w:val="a4"/>
-            <w:rFonts w:hint="eastAsia"/>
+            <w:rFonts w:asciiTheme="majorEastAsia" w:eastAsiaTheme="majorEastAsia" w:hAnsiTheme="majorEastAsia" w:hint="eastAsia"/>
             <w:bCs/>
           </w:rPr>
           <w:t>https://docs.github.com/ko/desktop/installing-and-authenticating-to-github-desktop/installing-github-desktop</w:t>
@@ -4082,6 +4260,7 @@
       </w:hyperlink>
       <w:r>
         <w:rPr>
+          <w:rFonts w:asciiTheme="majorEastAsia" w:eastAsiaTheme="majorEastAsia" w:hAnsiTheme="majorEastAsia"/>
           <w:bCs/>
         </w:rPr>
         <w:t xml:space="preserve"> </w:t>
@@ -4091,12 +4270,14 @@
       <w:pPr>
         <w:pStyle w:val="a8"/>
         <w:rPr>
+          <w:rFonts w:asciiTheme="majorEastAsia" w:eastAsiaTheme="majorEastAsia" w:hAnsiTheme="majorEastAsia"/>
           <w:b/>
           <w:color w:val="FF0000"/>
         </w:rPr>
       </w:pPr>
       <w:r>
         <w:rPr>
+          <w:rFonts w:asciiTheme="majorEastAsia" w:eastAsiaTheme="majorEastAsia" w:hAnsiTheme="majorEastAsia"/>
           <w:b/>
           <w:bCs/>
           <w:color w:val="FF0000"/>
@@ -4105,6 +4286,7 @@
       </w:r>
       <w:r>
         <w:rPr>
+          <w:rFonts w:asciiTheme="majorEastAsia" w:eastAsiaTheme="majorEastAsia" w:hAnsiTheme="majorEastAsia"/>
           <w:b/>
           <w:color w:val="FF0000"/>
         </w:rPr>
@@ -4126,14 +4308,14 @@
         <w:ind w:leftChars="0"/>
         <w:textAlignment w:val="auto"/>
         <w:rPr>
-          <w:rFonts w:asciiTheme="minorHAnsi" w:eastAsiaTheme="minorHAnsi" w:hAnsiTheme="minorHAnsi" w:cs="굴림"/>
-          <w:sz w:val="22"/>
-          <w:szCs w:val="22"/>
-        </w:rPr>
-      </w:pPr>
-      <w:r>
-        <w:rPr>
-          <w:rFonts w:asciiTheme="minorHAnsi" w:eastAsiaTheme="minorHAnsi" w:hAnsiTheme="minorHAnsi" w:cs="굴림" w:hint="eastAsia"/>
+          <w:rFonts w:asciiTheme="majorEastAsia" w:eastAsiaTheme="majorEastAsia" w:hAnsiTheme="majorEastAsia" w:cs="굴림"/>
+          <w:sz w:val="22"/>
+          <w:szCs w:val="22"/>
+        </w:rPr>
+      </w:pPr>
+      <w:r>
+        <w:rPr>
+          <w:rFonts w:asciiTheme="majorEastAsia" w:eastAsiaTheme="majorEastAsia" w:hAnsiTheme="majorEastAsia" w:cs="굴림" w:hint="eastAsia"/>
           <w:sz w:val="22"/>
           <w:szCs w:val="22"/>
           <w:lang w:eastAsia="ko-KR"/>
@@ -4142,7 +4324,7 @@
       </w:r>
       <w:r>
         <w:rPr>
-          <w:rFonts w:asciiTheme="minorHAnsi" w:eastAsiaTheme="minorHAnsi" w:hAnsiTheme="minorHAnsi" w:cs="굴림" w:hint="cs"/>
+          <w:rFonts w:asciiTheme="majorEastAsia" w:eastAsiaTheme="majorEastAsia" w:hAnsiTheme="majorEastAsia" w:cs="굴림" w:hint="cs"/>
           <w:sz w:val="22"/>
           <w:szCs w:val="22"/>
         </w:rPr>
@@ -4150,7 +4332,7 @@
       </w:r>
       <w:r>
         <w:rPr>
-          <w:rFonts w:asciiTheme="minorHAnsi" w:eastAsiaTheme="minorHAnsi" w:hAnsiTheme="minorHAnsi" w:cs="굴림" w:hint="eastAsia"/>
+          <w:rFonts w:asciiTheme="majorEastAsia" w:eastAsiaTheme="majorEastAsia" w:hAnsiTheme="majorEastAsia" w:cs="굴림" w:hint="eastAsia"/>
           <w:sz w:val="22"/>
           <w:szCs w:val="22"/>
           <w:lang w:eastAsia="ko-KR"/>
@@ -4159,7 +4341,7 @@
       </w:r>
       <w:r>
         <w:rPr>
-          <w:rFonts w:asciiTheme="minorHAnsi" w:eastAsiaTheme="minorHAnsi" w:hAnsiTheme="minorHAnsi" w:cs="굴림" w:hint="cs"/>
+          <w:rFonts w:asciiTheme="majorEastAsia" w:eastAsiaTheme="majorEastAsia" w:hAnsiTheme="majorEastAsia" w:cs="굴림" w:hint="cs"/>
           <w:sz w:val="22"/>
           <w:szCs w:val="22"/>
         </w:rPr>
@@ -4167,7 +4349,7 @@
       </w:r>
       <w:r>
         <w:rPr>
-          <w:rFonts w:asciiTheme="minorHAnsi" w:eastAsiaTheme="minorHAnsi" w:hAnsiTheme="minorHAnsi" w:cs="굴림" w:hint="eastAsia"/>
+          <w:rFonts w:asciiTheme="majorEastAsia" w:eastAsiaTheme="majorEastAsia" w:hAnsiTheme="majorEastAsia" w:cs="굴림" w:hint="eastAsia"/>
           <w:sz w:val="22"/>
           <w:szCs w:val="22"/>
           <w:lang w:eastAsia="ko-KR"/>
@@ -4176,7 +4358,7 @@
       </w:r>
       <w:r>
         <w:rPr>
-          <w:rFonts w:asciiTheme="minorHAnsi" w:eastAsiaTheme="minorHAnsi" w:hAnsiTheme="minorHAnsi" w:cs="굴림" w:hint="cs"/>
+          <w:rFonts w:asciiTheme="majorEastAsia" w:eastAsiaTheme="majorEastAsia" w:hAnsiTheme="majorEastAsia" w:cs="굴림" w:hint="cs"/>
           <w:sz w:val="22"/>
           <w:szCs w:val="22"/>
         </w:rPr>
@@ -4184,7 +4366,7 @@
       </w:r>
       <w:r>
         <w:rPr>
-          <w:rFonts w:asciiTheme="minorHAnsi" w:eastAsiaTheme="minorHAnsi" w:hAnsiTheme="minorHAnsi" w:cs="굴림" w:hint="eastAsia"/>
+          <w:rFonts w:asciiTheme="majorEastAsia" w:eastAsiaTheme="majorEastAsia" w:hAnsiTheme="majorEastAsia" w:cs="굴림" w:hint="eastAsia"/>
           <w:sz w:val="22"/>
           <w:szCs w:val="22"/>
           <w:lang w:eastAsia="ko-KR"/>
@@ -4193,7 +4375,7 @@
       </w:r>
       <w:r>
         <w:rPr>
-          <w:rFonts w:asciiTheme="minorHAnsi" w:eastAsiaTheme="minorHAnsi" w:hAnsiTheme="minorHAnsi" w:cs="굴림" w:hint="cs"/>
+          <w:rFonts w:asciiTheme="majorEastAsia" w:eastAsiaTheme="majorEastAsia" w:hAnsiTheme="majorEastAsia" w:cs="굴림" w:hint="cs"/>
           <w:sz w:val="22"/>
           <w:szCs w:val="22"/>
         </w:rPr>
@@ -4215,15 +4397,15 @@
         <w:ind w:leftChars="0"/>
         <w:textAlignment w:val="auto"/>
         <w:rPr>
-          <w:rFonts w:asciiTheme="minorHAnsi" w:eastAsiaTheme="minorHAnsi" w:hAnsiTheme="minorHAnsi" w:cs="굴림"/>
-          <w:sz w:val="22"/>
-          <w:szCs w:val="22"/>
-        </w:rPr>
-      </w:pPr>
-      <w:hyperlink r:id="rId32" w:history="1">
+          <w:rFonts w:asciiTheme="majorEastAsia" w:eastAsiaTheme="majorEastAsia" w:hAnsiTheme="majorEastAsia" w:cs="굴림"/>
+          <w:sz w:val="22"/>
+          <w:szCs w:val="22"/>
+        </w:rPr>
+      </w:pPr>
+      <w:hyperlink r:id="rId31" w:history="1">
         <w:r>
           <w:rPr>
-            <w:rFonts w:asciiTheme="minorHAnsi" w:eastAsiaTheme="minorHAnsi" w:hAnsiTheme="minorHAnsi" w:cs="굴림"/>
+            <w:rFonts w:asciiTheme="majorEastAsia" w:eastAsiaTheme="majorEastAsia" w:hAnsiTheme="majorEastAsia" w:cs="굴림"/>
             <w:color w:val="0000FF"/>
             <w:sz w:val="22"/>
             <w:szCs w:val="22"/>
@@ -4237,11 +4419,13 @@
       <w:pPr>
         <w:pStyle w:val="a8"/>
         <w:rPr>
+          <w:rFonts w:asciiTheme="majorEastAsia" w:eastAsiaTheme="majorEastAsia" w:hAnsiTheme="majorEastAsia"/>
           <w:b/>
         </w:rPr>
       </w:pPr>
       <w:r>
         <w:rPr>
+          <w:rFonts w:asciiTheme="majorEastAsia" w:eastAsiaTheme="majorEastAsia" w:hAnsiTheme="majorEastAsia"/>
           <w:b/>
         </w:rPr>
         <w:t>Installing the PyTorch library</w:t>
@@ -4262,14 +4446,14 @@
         <w:ind w:leftChars="0"/>
         <w:textAlignment w:val="auto"/>
         <w:rPr>
-          <w:rFonts w:asciiTheme="minorHAnsi" w:eastAsiaTheme="minorHAnsi" w:hAnsiTheme="minorHAnsi" w:cs="굴림"/>
-          <w:sz w:val="22"/>
-          <w:szCs w:val="22"/>
-        </w:rPr>
-      </w:pPr>
-      <w:r>
-        <w:rPr>
-          <w:rFonts w:asciiTheme="minorHAnsi" w:eastAsiaTheme="minorHAnsi" w:hAnsiTheme="minorHAnsi" w:cs="굴림" w:hint="eastAsia"/>
+          <w:rFonts w:asciiTheme="majorEastAsia" w:eastAsiaTheme="majorEastAsia" w:hAnsiTheme="majorEastAsia" w:cs="굴림"/>
+          <w:sz w:val="22"/>
+          <w:szCs w:val="22"/>
+        </w:rPr>
+      </w:pPr>
+      <w:r>
+        <w:rPr>
+          <w:rFonts w:asciiTheme="majorEastAsia" w:eastAsiaTheme="majorEastAsia" w:hAnsiTheme="majorEastAsia" w:cs="굴림" w:hint="eastAsia"/>
           <w:sz w:val="22"/>
           <w:szCs w:val="22"/>
         </w:rPr>
@@ -4277,7 +4461,7 @@
       </w:r>
       <w:r>
         <w:rPr>
-          <w:rFonts w:asciiTheme="minorHAnsi" w:eastAsiaTheme="minorHAnsi" w:hAnsiTheme="minorHAnsi" w:cs="굴림" w:hint="eastAsia"/>
+          <w:rFonts w:asciiTheme="majorEastAsia" w:eastAsiaTheme="majorEastAsia" w:hAnsiTheme="majorEastAsia" w:cs="굴림" w:hint="eastAsia"/>
           <w:sz w:val="22"/>
           <w:szCs w:val="22"/>
           <w:lang w:eastAsia="ko-KR"/>
@@ -4286,7 +4470,7 @@
       </w:r>
       <w:r>
         <w:rPr>
-          <w:rFonts w:asciiTheme="minorHAnsi" w:eastAsiaTheme="minorHAnsi" w:hAnsiTheme="minorHAnsi" w:cs="굴림" w:hint="eastAsia"/>
+          <w:rFonts w:asciiTheme="majorEastAsia" w:eastAsiaTheme="majorEastAsia" w:hAnsiTheme="majorEastAsia" w:cs="굴림" w:hint="eastAsia"/>
           <w:sz w:val="22"/>
           <w:szCs w:val="22"/>
         </w:rPr>
@@ -4294,7 +4478,7 @@
       </w:r>
       <w:r>
         <w:rPr>
-          <w:rFonts w:asciiTheme="minorHAnsi" w:eastAsiaTheme="minorHAnsi" w:hAnsiTheme="minorHAnsi" w:cs="굴림"/>
+          <w:rFonts w:asciiTheme="majorEastAsia" w:eastAsiaTheme="majorEastAsia" w:hAnsiTheme="majorEastAsia" w:cs="굴림"/>
           <w:sz w:val="22"/>
           <w:szCs w:val="22"/>
         </w:rPr>
@@ -4302,7 +4486,7 @@
       </w:r>
       <w:r>
         <w:rPr>
-          <w:rFonts w:asciiTheme="minorHAnsi" w:eastAsiaTheme="minorHAnsi" w:hAnsiTheme="minorHAnsi" w:cs="굴림" w:hint="eastAsia"/>
+          <w:rFonts w:asciiTheme="majorEastAsia" w:eastAsiaTheme="majorEastAsia" w:hAnsiTheme="majorEastAsia" w:cs="굴림" w:hint="eastAsia"/>
           <w:sz w:val="22"/>
           <w:szCs w:val="22"/>
         </w:rPr>
@@ -4310,7 +4494,7 @@
       </w:r>
       <w:r>
         <w:rPr>
-          <w:rFonts w:asciiTheme="minorHAnsi" w:eastAsiaTheme="minorHAnsi" w:hAnsiTheme="minorHAnsi" w:cs="굴림"/>
+          <w:rFonts w:asciiTheme="majorEastAsia" w:eastAsiaTheme="majorEastAsia" w:hAnsiTheme="majorEastAsia" w:cs="굴림"/>
           <w:sz w:val="22"/>
           <w:szCs w:val="22"/>
         </w:rPr>
@@ -4333,16 +4517,16 @@
         <w:textAlignment w:val="auto"/>
         <w:rPr>
           <w:rStyle w:val="a4"/>
-          <w:rFonts w:asciiTheme="minorHAnsi" w:eastAsiaTheme="minorHAnsi" w:hAnsiTheme="minorHAnsi" w:cs="굴림"/>
-          <w:sz w:val="22"/>
-          <w:szCs w:val="22"/>
-        </w:rPr>
-      </w:pPr>
-      <w:hyperlink r:id="rId33" w:history="1">
+          <w:rFonts w:asciiTheme="majorEastAsia" w:eastAsiaTheme="majorEastAsia" w:hAnsiTheme="majorEastAsia" w:cs="굴림"/>
+          <w:sz w:val="22"/>
+          <w:szCs w:val="22"/>
+        </w:rPr>
+      </w:pPr>
+      <w:hyperlink r:id="rId32" w:history="1">
         <w:r>
           <w:rPr>
             <w:rStyle w:val="a4"/>
-            <w:rFonts w:asciiTheme="minorHAnsi" w:eastAsiaTheme="minorHAnsi" w:hAnsiTheme="minorHAnsi" w:cs="굴림"/>
+            <w:rFonts w:asciiTheme="majorEastAsia" w:eastAsiaTheme="majorEastAsia" w:hAnsiTheme="majorEastAsia" w:cs="굴림"/>
             <w:sz w:val="22"/>
             <w:szCs w:val="22"/>
           </w:rPr>
@@ -4366,7 +4550,7 @@
         <w:textAlignment w:val="auto"/>
         <w:rPr>
           <w:rStyle w:val="a4"/>
-          <w:rFonts w:asciiTheme="minorHAnsi" w:eastAsiaTheme="minorHAnsi" w:hAnsiTheme="minorHAnsi" w:cs="굴림"/>
+          <w:rFonts w:asciiTheme="majorEastAsia" w:eastAsiaTheme="majorEastAsia" w:hAnsiTheme="majorEastAsia" w:cs="굴림"/>
           <w:color w:val="auto"/>
           <w:sz w:val="22"/>
           <w:szCs w:val="22"/>
@@ -4376,7 +4560,7 @@
       <w:r>
         <w:rPr>
           <w:rStyle w:val="a4"/>
-          <w:rFonts w:asciiTheme="minorHAnsi" w:eastAsiaTheme="minorHAnsi" w:hAnsiTheme="minorHAnsi" w:cs="굴림" w:hint="cs"/>
+          <w:rFonts w:asciiTheme="majorEastAsia" w:eastAsiaTheme="majorEastAsia" w:hAnsiTheme="majorEastAsia" w:cs="굴림" w:hint="cs"/>
           <w:color w:val="auto"/>
           <w:sz w:val="22"/>
           <w:szCs w:val="22"/>
@@ -4387,7 +4571,7 @@
       <w:r>
         <w:rPr>
           <w:rStyle w:val="a4"/>
-          <w:rFonts w:asciiTheme="minorHAnsi" w:eastAsiaTheme="minorHAnsi" w:hAnsiTheme="minorHAnsi" w:cs="굴림"/>
+          <w:rFonts w:asciiTheme="majorEastAsia" w:eastAsiaTheme="majorEastAsia" w:hAnsiTheme="majorEastAsia" w:cs="굴림"/>
           <w:color w:val="auto"/>
           <w:sz w:val="22"/>
           <w:szCs w:val="22"/>
@@ -4398,7 +4582,7 @@
       <w:r>
         <w:rPr>
           <w:rStyle w:val="a4"/>
-          <w:rFonts w:asciiTheme="minorHAnsi" w:eastAsiaTheme="minorHAnsi" w:hAnsiTheme="minorHAnsi" w:cs="굴림" w:hint="eastAsia"/>
+          <w:rFonts w:asciiTheme="majorEastAsia" w:eastAsiaTheme="majorEastAsia" w:hAnsiTheme="majorEastAsia" w:cs="굴림" w:hint="eastAsia"/>
           <w:color w:val="auto"/>
           <w:sz w:val="22"/>
           <w:szCs w:val="22"/>
@@ -4410,7 +4594,7 @@
       <w:r>
         <w:rPr>
           <w:rStyle w:val="a4"/>
-          <w:rFonts w:asciiTheme="minorHAnsi" w:eastAsiaTheme="minorHAnsi" w:hAnsiTheme="minorHAnsi" w:cs="굴림" w:hint="cs"/>
+          <w:rFonts w:asciiTheme="majorEastAsia" w:eastAsiaTheme="majorEastAsia" w:hAnsiTheme="majorEastAsia" w:cs="굴림" w:hint="cs"/>
           <w:color w:val="auto"/>
           <w:sz w:val="22"/>
           <w:szCs w:val="22"/>
@@ -4421,7 +4605,7 @@
       <w:r>
         <w:rPr>
           <w:rStyle w:val="a4"/>
-          <w:rFonts w:asciiTheme="minorHAnsi" w:eastAsiaTheme="minorHAnsi" w:hAnsiTheme="minorHAnsi" w:cs="굴림" w:hint="eastAsia"/>
+          <w:rFonts w:asciiTheme="majorEastAsia" w:eastAsiaTheme="majorEastAsia" w:hAnsiTheme="majorEastAsia" w:cs="굴림" w:hint="eastAsia"/>
           <w:color w:val="auto"/>
           <w:sz w:val="22"/>
           <w:szCs w:val="22"/>
@@ -4433,7 +4617,7 @@
       <w:r>
         <w:rPr>
           <w:rStyle w:val="a4"/>
-          <w:rFonts w:asciiTheme="minorHAnsi" w:eastAsiaTheme="minorHAnsi" w:hAnsiTheme="minorHAnsi" w:cs="굴림" w:hint="cs"/>
+          <w:rFonts w:asciiTheme="majorEastAsia" w:eastAsiaTheme="majorEastAsia" w:hAnsiTheme="majorEastAsia" w:cs="굴림" w:hint="cs"/>
           <w:color w:val="auto"/>
           <w:sz w:val="22"/>
           <w:szCs w:val="22"/>
@@ -4444,7 +4628,7 @@
       <w:r>
         <w:rPr>
           <w:rStyle w:val="a4"/>
-          <w:rFonts w:asciiTheme="minorHAnsi" w:eastAsiaTheme="minorHAnsi" w:hAnsiTheme="minorHAnsi" w:cs="굴림"/>
+          <w:rFonts w:asciiTheme="majorEastAsia" w:eastAsiaTheme="majorEastAsia" w:hAnsiTheme="majorEastAsia" w:cs="굴림"/>
           <w:color w:val="auto"/>
           <w:sz w:val="22"/>
           <w:szCs w:val="22"/>
@@ -4455,7 +4639,7 @@
       <w:r>
         <w:rPr>
           <w:rStyle w:val="a4"/>
-          <w:rFonts w:asciiTheme="minorHAnsi" w:eastAsiaTheme="minorHAnsi" w:hAnsiTheme="minorHAnsi" w:cs="굴림" w:hint="eastAsia"/>
+          <w:rFonts w:asciiTheme="majorEastAsia" w:eastAsiaTheme="majorEastAsia" w:hAnsiTheme="majorEastAsia" w:cs="굴림" w:hint="eastAsia"/>
           <w:color w:val="auto"/>
           <w:sz w:val="22"/>
           <w:szCs w:val="22"/>
@@ -4467,7 +4651,7 @@
       <w:r>
         <w:rPr>
           <w:rStyle w:val="a4"/>
-          <w:rFonts w:asciiTheme="minorHAnsi" w:eastAsiaTheme="minorHAnsi" w:hAnsiTheme="minorHAnsi" w:cs="굴림" w:hint="cs"/>
+          <w:rFonts w:asciiTheme="majorEastAsia" w:eastAsiaTheme="majorEastAsia" w:hAnsiTheme="majorEastAsia" w:cs="굴림" w:hint="cs"/>
           <w:color w:val="auto"/>
           <w:sz w:val="22"/>
           <w:szCs w:val="22"/>
@@ -4478,7 +4662,7 @@
       <w:r>
         <w:rPr>
           <w:rStyle w:val="a4"/>
-          <w:rFonts w:asciiTheme="minorHAnsi" w:eastAsiaTheme="minorHAnsi" w:hAnsiTheme="minorHAnsi" w:cs="굴림" w:hint="eastAsia"/>
+          <w:rFonts w:asciiTheme="majorEastAsia" w:eastAsiaTheme="majorEastAsia" w:hAnsiTheme="majorEastAsia" w:cs="굴림" w:hint="eastAsia"/>
           <w:color w:val="auto"/>
           <w:sz w:val="22"/>
           <w:szCs w:val="22"/>
@@ -4490,7 +4674,7 @@
       <w:r>
         <w:rPr>
           <w:rStyle w:val="a4"/>
-          <w:rFonts w:asciiTheme="minorHAnsi" w:eastAsiaTheme="minorHAnsi" w:hAnsiTheme="minorHAnsi" w:cs="굴림" w:hint="cs"/>
+          <w:rFonts w:asciiTheme="majorEastAsia" w:eastAsiaTheme="majorEastAsia" w:hAnsiTheme="majorEastAsia" w:cs="굴림" w:hint="cs"/>
           <w:color w:val="auto"/>
           <w:sz w:val="22"/>
           <w:szCs w:val="22"/>
@@ -4501,7 +4685,7 @@
       <w:r>
         <w:rPr>
           <w:rStyle w:val="a4"/>
-          <w:rFonts w:asciiTheme="minorHAnsi" w:eastAsiaTheme="minorHAnsi" w:hAnsiTheme="minorHAnsi" w:cs="굴림" w:hint="eastAsia"/>
+          <w:rFonts w:asciiTheme="majorEastAsia" w:eastAsiaTheme="majorEastAsia" w:hAnsiTheme="majorEastAsia" w:cs="굴림" w:hint="eastAsia"/>
           <w:color w:val="auto"/>
           <w:sz w:val="22"/>
           <w:szCs w:val="22"/>
@@ -4513,7 +4697,7 @@
       <w:r>
         <w:rPr>
           <w:rStyle w:val="a4"/>
-          <w:rFonts w:asciiTheme="minorHAnsi" w:eastAsiaTheme="minorHAnsi" w:hAnsiTheme="minorHAnsi" w:cs="굴림" w:hint="cs"/>
+          <w:rFonts w:asciiTheme="majorEastAsia" w:eastAsiaTheme="majorEastAsia" w:hAnsiTheme="majorEastAsia" w:cs="굴림" w:hint="cs"/>
           <w:color w:val="auto"/>
           <w:sz w:val="22"/>
           <w:szCs w:val="22"/>
@@ -4524,7 +4708,7 @@
       <w:r>
         <w:rPr>
           <w:rStyle w:val="a4"/>
-          <w:rFonts w:asciiTheme="minorHAnsi" w:eastAsiaTheme="minorHAnsi" w:hAnsiTheme="minorHAnsi" w:cs="굴림" w:hint="eastAsia"/>
+          <w:rFonts w:asciiTheme="majorEastAsia" w:eastAsiaTheme="majorEastAsia" w:hAnsiTheme="majorEastAsia" w:cs="굴림" w:hint="eastAsia"/>
           <w:color w:val="auto"/>
           <w:sz w:val="22"/>
           <w:szCs w:val="22"/>
@@ -4536,7 +4720,7 @@
       <w:r>
         <w:rPr>
           <w:rStyle w:val="a4"/>
-          <w:rFonts w:asciiTheme="minorHAnsi" w:eastAsiaTheme="minorHAnsi" w:hAnsiTheme="minorHAnsi" w:cs="굴림" w:hint="cs"/>
+          <w:rFonts w:asciiTheme="majorEastAsia" w:eastAsiaTheme="majorEastAsia" w:hAnsiTheme="majorEastAsia" w:cs="굴림" w:hint="cs"/>
           <w:color w:val="auto"/>
           <w:sz w:val="22"/>
           <w:szCs w:val="22"/>
@@ -4547,7 +4731,7 @@
       <w:r>
         <w:rPr>
           <w:rStyle w:val="a4"/>
-          <w:rFonts w:asciiTheme="minorHAnsi" w:eastAsiaTheme="minorHAnsi" w:hAnsiTheme="minorHAnsi" w:cs="굴림" w:hint="eastAsia"/>
+          <w:rFonts w:asciiTheme="majorEastAsia" w:eastAsiaTheme="majorEastAsia" w:hAnsiTheme="majorEastAsia" w:cs="굴림" w:hint="eastAsia"/>
           <w:color w:val="auto"/>
           <w:sz w:val="22"/>
           <w:szCs w:val="22"/>
@@ -4559,7 +4743,7 @@
       <w:r>
         <w:rPr>
           <w:rStyle w:val="a4"/>
-          <w:rFonts w:asciiTheme="minorHAnsi" w:eastAsiaTheme="minorHAnsi" w:hAnsiTheme="minorHAnsi" w:cs="굴림" w:hint="cs"/>
+          <w:rFonts w:asciiTheme="majorEastAsia" w:eastAsiaTheme="majorEastAsia" w:hAnsiTheme="majorEastAsia" w:cs="굴림" w:hint="cs"/>
           <w:color w:val="auto"/>
           <w:sz w:val="22"/>
           <w:szCs w:val="22"/>
@@ -4580,7 +4764,7 @@
         <w:textAlignment w:val="auto"/>
         <w:rPr>
           <w:rStyle w:val="a4"/>
-          <w:rFonts w:asciiTheme="minorHAnsi" w:eastAsiaTheme="minorHAnsi" w:hAnsiTheme="minorHAnsi" w:cs="굴림"/>
+          <w:rFonts w:asciiTheme="majorEastAsia" w:eastAsiaTheme="majorEastAsia" w:hAnsiTheme="majorEastAsia" w:cs="굴림"/>
           <w:color w:val="auto"/>
           <w:sz w:val="22"/>
           <w:szCs w:val="22"/>
@@ -4589,6 +4773,7 @@
       </w:pPr>
       <w:r>
         <w:rPr>
+          <w:rFonts w:asciiTheme="majorEastAsia" w:eastAsiaTheme="majorEastAsia" w:hAnsiTheme="majorEastAsia"/>
           <w:noProof/>
         </w:rPr>
         <w:lastRenderedPageBreak/>
@@ -4597,6 +4782,265 @@
             <wp:extent cx="5247020" cy="1470660"/>
             <wp:effectExtent l="0" t="0" r="0" b="0"/>
             <wp:docPr id="8" name="그림 8"/>
+            <wp:cNvGraphicFramePr>
+              <a:graphicFrameLocks xmlns:a="http://schemas.openxmlformats.org/drawingml/2006/main" noChangeAspect="1"/>
+            </wp:cNvGraphicFramePr>
+            <a:graphic xmlns:a="http://schemas.openxmlformats.org/drawingml/2006/main">
+              <a:graphicData uri="http://schemas.openxmlformats.org/drawingml/2006/picture">
+                <pic:pic xmlns:pic="http://schemas.openxmlformats.org/drawingml/2006/picture">
+                  <pic:nvPicPr>
+                    <pic:cNvPr id="1" name=""/>
+                    <pic:cNvPicPr/>
+                  </pic:nvPicPr>
+                  <pic:blipFill>
+                    <a:blip r:embed="rId33"/>
+                    <a:stretch>
+                      <a:fillRect/>
+                    </a:stretch>
+                  </pic:blipFill>
+                  <pic:spPr>
+                    <a:xfrm>
+                      <a:off x="0" y="0"/>
+                      <a:ext cx="5274853" cy="1478461"/>
+                    </a:xfrm>
+                    <a:prstGeom prst="rect">
+                      <a:avLst/>
+                    </a:prstGeom>
+                  </pic:spPr>
+                </pic:pic>
+              </a:graphicData>
+            </a:graphic>
+          </wp:inline>
+        </w:drawing>
+      </w:r>
+    </w:p>
+    <w:p>
+      <w:pPr>
+        <w:pStyle w:val="aff5"/>
+        <w:widowControl/>
+        <w:numPr>
+          <w:ilvl w:val="0"/>
+          <w:numId w:val="9"/>
+        </w:numPr>
+        <w:suppressAutoHyphens w:val="0"/>
+        <w:overflowPunct/>
+        <w:autoSpaceDE/>
+        <w:spacing w:after="100" w:afterAutospacing="1" w:line="240" w:lineRule="auto"/>
+        <w:ind w:leftChars="0"/>
+        <w:textAlignment w:val="auto"/>
+        <w:rPr>
+          <w:rStyle w:val="a4"/>
+          <w:rFonts w:asciiTheme="majorEastAsia" w:eastAsiaTheme="majorEastAsia" w:hAnsiTheme="majorEastAsia" w:cs="굴림"/>
+          <w:color w:val="auto"/>
+          <w:sz w:val="22"/>
+          <w:szCs w:val="22"/>
+          <w:u w:val="none"/>
+        </w:rPr>
+      </w:pPr>
+      <w:r>
+        <w:rPr>
+          <w:rStyle w:val="a4"/>
+          <w:rFonts w:asciiTheme="majorEastAsia" w:eastAsiaTheme="majorEastAsia" w:hAnsiTheme="majorEastAsia" w:cs="굴림" w:hint="eastAsia"/>
+          <w:color w:val="auto"/>
+          <w:sz w:val="22"/>
+          <w:szCs w:val="22"/>
+          <w:u w:val="none"/>
+          <w:lang w:eastAsia="ko-KR"/>
+        </w:rPr>
+        <w:t xml:space="preserve">For G </w:t>
+      </w:r>
+      <w:r>
+        <w:rPr>
+          <w:rStyle w:val="a4"/>
+          <w:rFonts w:asciiTheme="majorEastAsia" w:eastAsiaTheme="majorEastAsia" w:hAnsiTheme="majorEastAsia" w:cs="굴림"/>
+          <w:color w:val="auto"/>
+          <w:sz w:val="22"/>
+          <w:szCs w:val="22"/>
+          <w:u w:val="none"/>
+          <w:lang w:eastAsia="ko-KR"/>
+        </w:rPr>
+        <w:t xml:space="preserve">PU </w:t>
+      </w:r>
+      <w:r>
+        <w:rPr>
+          <w:rStyle w:val="a4"/>
+          <w:rFonts w:asciiTheme="majorEastAsia" w:eastAsiaTheme="majorEastAsia" w:hAnsiTheme="majorEastAsia" w:cs="굴림"/>
+          <w:color w:val="auto"/>
+          <w:sz w:val="22"/>
+          <w:szCs w:val="22"/>
+          <w:u w:val="none"/>
+        </w:rPr>
+        <w:t xml:space="preserve">, </w:t>
+      </w:r>
+      <w:r>
+        <w:rPr>
+          <w:rStyle w:val="a4"/>
+          <w:rFonts w:asciiTheme="majorEastAsia" w:eastAsiaTheme="majorEastAsia" w:hAnsiTheme="majorEastAsia" w:cs="굴림" w:hint="eastAsia"/>
+          <w:color w:val="auto"/>
+          <w:sz w:val="22"/>
+          <w:szCs w:val="22"/>
+          <w:u w:val="none"/>
+          <w:lang w:eastAsia="ko-KR"/>
+        </w:rPr>
+        <w:t>the following</w:t>
+      </w:r>
+      <w:r>
+        <w:rPr>
+          <w:rStyle w:val="a4"/>
+          <w:rFonts w:asciiTheme="majorEastAsia" w:eastAsiaTheme="majorEastAsia" w:hAnsiTheme="majorEastAsia" w:cs="굴림" w:hint="cs"/>
+          <w:color w:val="auto"/>
+          <w:sz w:val="22"/>
+          <w:szCs w:val="22"/>
+          <w:u w:val="none"/>
+        </w:rPr>
+        <w:t xml:space="preserve"> </w:t>
+      </w:r>
+      <w:r>
+        <w:rPr>
+          <w:rStyle w:val="a4"/>
+          <w:rFonts w:asciiTheme="majorEastAsia" w:eastAsiaTheme="majorEastAsia" w:hAnsiTheme="majorEastAsia" w:cs="굴림" w:hint="eastAsia"/>
+          <w:color w:val="auto"/>
+          <w:sz w:val="22"/>
+          <w:szCs w:val="22"/>
+          <w:u w:val="none"/>
+          <w:lang w:eastAsia="ko-KR"/>
+        </w:rPr>
+        <w:t>together</w:t>
+      </w:r>
+      <w:r>
+        <w:rPr>
+          <w:rStyle w:val="a4"/>
+          <w:rFonts w:asciiTheme="majorEastAsia" w:eastAsiaTheme="majorEastAsia" w:hAnsiTheme="majorEastAsia" w:cs="굴림" w:hint="cs"/>
+          <w:color w:val="auto"/>
+          <w:sz w:val="22"/>
+          <w:szCs w:val="22"/>
+          <w:u w:val="none"/>
+        </w:rPr>
+        <w:t xml:space="preserve"> </w:t>
+      </w:r>
+      <w:r>
+        <w:rPr>
+          <w:rStyle w:val="a4"/>
+          <w:rFonts w:asciiTheme="majorEastAsia" w:eastAsiaTheme="majorEastAsia" w:hAnsiTheme="majorEastAsia" w:cs="굴림"/>
+          <w:color w:val="auto"/>
+          <w:sz w:val="22"/>
+          <w:szCs w:val="22"/>
+          <w:u w:val="none"/>
+        </w:rPr>
+        <w:t xml:space="preserve">nvcc </w:t>
+      </w:r>
+      <w:r>
+        <w:rPr>
+          <w:rStyle w:val="a4"/>
+          <w:rFonts w:asciiTheme="majorEastAsia" w:eastAsiaTheme="majorEastAsia" w:hAnsiTheme="majorEastAsia" w:cs="굴림" w:hint="eastAsia"/>
+          <w:color w:val="auto"/>
+          <w:sz w:val="22"/>
+          <w:szCs w:val="22"/>
+          <w:u w:val="none"/>
+          <w:lang w:eastAsia="ko-KR"/>
+        </w:rPr>
+        <w:t>-V</w:t>
+      </w:r>
+      <w:r>
+        <w:rPr>
+          <w:rStyle w:val="a4"/>
+          <w:rFonts w:asciiTheme="majorEastAsia" w:eastAsiaTheme="majorEastAsia" w:hAnsiTheme="majorEastAsia" w:cs="굴림" w:hint="cs"/>
+          <w:color w:val="auto"/>
+          <w:sz w:val="22"/>
+          <w:szCs w:val="22"/>
+          <w:u w:val="none"/>
+        </w:rPr>
+        <w:t xml:space="preserve"> If the </w:t>
+      </w:r>
+      <w:r>
+        <w:rPr>
+          <w:rStyle w:val="a4"/>
+          <w:rFonts w:asciiTheme="majorEastAsia" w:eastAsiaTheme="majorEastAsia" w:hAnsiTheme="majorEastAsia" w:cs="굴림" w:hint="eastAsia"/>
+          <w:color w:val="auto"/>
+          <w:sz w:val="22"/>
+          <w:szCs w:val="22"/>
+          <w:u w:val="none"/>
+          <w:lang w:eastAsia="ko-KR"/>
+        </w:rPr>
+        <w:t xml:space="preserve">C </w:t>
+      </w:r>
+      <w:r>
+        <w:rPr>
+          <w:rStyle w:val="a4"/>
+          <w:rFonts w:asciiTheme="majorEastAsia" w:eastAsiaTheme="majorEastAsia" w:hAnsiTheme="majorEastAsia" w:cs="굴림"/>
+          <w:color w:val="auto"/>
+          <w:sz w:val="22"/>
+          <w:szCs w:val="22"/>
+          <w:u w:val="none"/>
+          <w:lang w:eastAsia="ko-KR"/>
+        </w:rPr>
+        <w:t xml:space="preserve">UDA </w:t>
+      </w:r>
+      <w:r>
+        <w:rPr>
+          <w:rStyle w:val="a4"/>
+          <w:rFonts w:asciiTheme="majorEastAsia" w:eastAsiaTheme="majorEastAsia" w:hAnsiTheme="majorEastAsia" w:cs="굴림" w:hint="eastAsia"/>
+          <w:color w:val="auto"/>
+          <w:sz w:val="22"/>
+          <w:szCs w:val="22"/>
+          <w:u w:val="none"/>
+          <w:lang w:eastAsia="ko-KR"/>
+        </w:rPr>
+        <w:t>version is displayed,</w:t>
+      </w:r>
+      <w:r>
+        <w:rPr>
+          <w:rStyle w:val="a4"/>
+          <w:rFonts w:asciiTheme="majorEastAsia" w:eastAsiaTheme="majorEastAsia" w:hAnsiTheme="majorEastAsia" w:cs="굴림"/>
+          <w:color w:val="auto"/>
+          <w:sz w:val="22"/>
+          <w:szCs w:val="22"/>
+          <w:u w:val="none"/>
+          <w:lang w:eastAsia="ko-KR"/>
+        </w:rPr>
+        <w:t xml:space="preserve"> </w:t>
+      </w:r>
+      <w:r>
+        <w:rPr>
+          <w:rStyle w:val="a4"/>
+          <w:rFonts w:asciiTheme="majorEastAsia" w:eastAsiaTheme="majorEastAsia" w:hAnsiTheme="majorEastAsia" w:cs="굴림" w:hint="eastAsia"/>
+          <w:color w:val="auto"/>
+          <w:sz w:val="22"/>
+          <w:szCs w:val="22"/>
+          <w:u w:val="none"/>
+          <w:lang w:eastAsia="ko-KR"/>
+        </w:rPr>
+        <w:t>Install that version from the terminal,</w:t>
+      </w:r>
+    </w:p>
+    <w:p>
+      <w:pPr>
+        <w:pStyle w:val="aff5"/>
+        <w:widowControl/>
+        <w:suppressAutoHyphens w:val="0"/>
+        <w:overflowPunct/>
+        <w:autoSpaceDE/>
+        <w:spacing w:after="100" w:afterAutospacing="1" w:line="240" w:lineRule="auto"/>
+        <w:ind w:leftChars="0" w:left="1200"/>
+        <w:textAlignment w:val="auto"/>
+        <w:rPr>
+          <w:rFonts w:asciiTheme="majorEastAsia" w:eastAsiaTheme="majorEastAsia" w:hAnsiTheme="majorEastAsia" w:cs="굴림"/>
+          <w:color w:val="0000FF"/>
+          <w:sz w:val="22"/>
+          <w:szCs w:val="22"/>
+          <w:u w:val="single"/>
+        </w:rPr>
+      </w:pPr>
+      <w:r>
+        <w:rPr>
+          <w:rFonts w:asciiTheme="majorEastAsia" w:eastAsiaTheme="majorEastAsia" w:hAnsiTheme="majorEastAsia"/>
+          <w:noProof/>
+        </w:rPr>
+        <w:drawing>
+          <wp:inline distT="0" distB="0" distL="0" distR="0" wp14:anchorId="24978252" wp14:editId="73F3EE3C">
+            <wp:extent cx="4503420" cy="2304548"/>
+            <wp:effectExtent l="0" t="0" r="0" b="635"/>
+            <wp:docPr id="6" name="그림 6"/>
             <wp:cNvGraphicFramePr>
               <a:graphicFrameLocks xmlns:a="http://schemas.openxmlformats.org/drawingml/2006/main" noChangeAspect="1"/>
             </wp:cNvGraphicFramePr>
@@ -4616,264 +5060,6 @@
                   <pic:spPr>
                     <a:xfrm>
                       <a:off x="0" y="0"/>
-                      <a:ext cx="5274853" cy="1478461"/>
-                    </a:xfrm>
-                    <a:prstGeom prst="rect">
-                      <a:avLst/>
-                    </a:prstGeom>
-                  </pic:spPr>
-                </pic:pic>
-              </a:graphicData>
-            </a:graphic>
-          </wp:inline>
-        </w:drawing>
-      </w:r>
-    </w:p>
-    <w:p>
-      <w:pPr>
-        <w:pStyle w:val="aff5"/>
-        <w:widowControl/>
-        <w:numPr>
-          <w:ilvl w:val="0"/>
-          <w:numId w:val="9"/>
-        </w:numPr>
-        <w:suppressAutoHyphens w:val="0"/>
-        <w:overflowPunct/>
-        <w:autoSpaceDE/>
-        <w:spacing w:after="100" w:afterAutospacing="1" w:line="240" w:lineRule="auto"/>
-        <w:ind w:leftChars="0"/>
-        <w:textAlignment w:val="auto"/>
-        <w:rPr>
-          <w:rStyle w:val="a4"/>
-          <w:rFonts w:asciiTheme="minorHAnsi" w:eastAsiaTheme="minorHAnsi" w:hAnsiTheme="minorHAnsi" w:cs="굴림"/>
-          <w:color w:val="auto"/>
-          <w:sz w:val="22"/>
-          <w:szCs w:val="22"/>
-          <w:u w:val="none"/>
-        </w:rPr>
-      </w:pPr>
-      <w:r>
-        <w:rPr>
-          <w:rStyle w:val="a4"/>
-          <w:rFonts w:asciiTheme="minorHAnsi" w:eastAsiaTheme="minorHAnsi" w:hAnsiTheme="minorHAnsi" w:cs="굴림" w:hint="eastAsia"/>
-          <w:color w:val="auto"/>
-          <w:sz w:val="22"/>
-          <w:szCs w:val="22"/>
-          <w:u w:val="none"/>
-          <w:lang w:eastAsia="ko-KR"/>
-        </w:rPr>
-        <w:t xml:space="preserve">For G </w:t>
-      </w:r>
-      <w:r>
-        <w:rPr>
-          <w:rStyle w:val="a4"/>
-          <w:rFonts w:asciiTheme="minorHAnsi" w:eastAsiaTheme="minorHAnsi" w:hAnsiTheme="minorHAnsi" w:cs="굴림"/>
-          <w:color w:val="auto"/>
-          <w:sz w:val="22"/>
-          <w:szCs w:val="22"/>
-          <w:u w:val="none"/>
-          <w:lang w:eastAsia="ko-KR"/>
-        </w:rPr>
-        <w:t xml:space="preserve">PU </w:t>
-      </w:r>
-      <w:r>
-        <w:rPr>
-          <w:rStyle w:val="a4"/>
-          <w:rFonts w:asciiTheme="minorHAnsi" w:eastAsiaTheme="minorHAnsi" w:hAnsiTheme="minorHAnsi" w:cs="굴림"/>
-          <w:color w:val="auto"/>
-          <w:sz w:val="22"/>
-          <w:szCs w:val="22"/>
-          <w:u w:val="none"/>
-        </w:rPr>
-        <w:t xml:space="preserve">, </w:t>
-      </w:r>
-      <w:r>
-        <w:rPr>
-          <w:rStyle w:val="a4"/>
-          <w:rFonts w:asciiTheme="minorHAnsi" w:eastAsiaTheme="minorHAnsi" w:hAnsiTheme="minorHAnsi" w:cs="굴림" w:hint="eastAsia"/>
-          <w:color w:val="auto"/>
-          <w:sz w:val="22"/>
-          <w:szCs w:val="22"/>
-          <w:u w:val="none"/>
-          <w:lang w:eastAsia="ko-KR"/>
-        </w:rPr>
-        <w:t>the following</w:t>
-      </w:r>
-      <w:r>
-        <w:rPr>
-          <w:rStyle w:val="a4"/>
-          <w:rFonts w:asciiTheme="minorHAnsi" w:eastAsiaTheme="minorHAnsi" w:hAnsiTheme="minorHAnsi" w:cs="굴림" w:hint="cs"/>
-          <w:color w:val="auto"/>
-          <w:sz w:val="22"/>
-          <w:szCs w:val="22"/>
-          <w:u w:val="none"/>
-        </w:rPr>
-        <w:t xml:space="preserve"> </w:t>
-      </w:r>
-      <w:r>
-        <w:rPr>
-          <w:rStyle w:val="a4"/>
-          <w:rFonts w:asciiTheme="minorHAnsi" w:eastAsiaTheme="minorHAnsi" w:hAnsiTheme="minorHAnsi" w:cs="굴림" w:hint="eastAsia"/>
-          <w:color w:val="auto"/>
-          <w:sz w:val="22"/>
-          <w:szCs w:val="22"/>
-          <w:u w:val="none"/>
-          <w:lang w:eastAsia="ko-KR"/>
-        </w:rPr>
-        <w:t>together</w:t>
-      </w:r>
-      <w:r>
-        <w:rPr>
-          <w:rStyle w:val="a4"/>
-          <w:rFonts w:asciiTheme="minorHAnsi" w:eastAsiaTheme="minorHAnsi" w:hAnsiTheme="minorHAnsi" w:cs="굴림" w:hint="cs"/>
-          <w:color w:val="auto"/>
-          <w:sz w:val="22"/>
-          <w:szCs w:val="22"/>
-          <w:u w:val="none"/>
-        </w:rPr>
-        <w:t xml:space="preserve"> </w:t>
-      </w:r>
-      <w:r>
-        <w:rPr>
-          <w:rStyle w:val="a4"/>
-          <w:rFonts w:asciiTheme="minorHAnsi" w:eastAsiaTheme="minorHAnsi" w:hAnsiTheme="minorHAnsi" w:cs="굴림"/>
-          <w:color w:val="auto"/>
-          <w:sz w:val="22"/>
-          <w:szCs w:val="22"/>
-          <w:u w:val="none"/>
-        </w:rPr>
-        <w:t xml:space="preserve">nvcc </w:t>
-      </w:r>
-      <w:r>
-        <w:rPr>
-          <w:rStyle w:val="a4"/>
-          <w:rFonts w:asciiTheme="minorHAnsi" w:eastAsiaTheme="minorHAnsi" w:hAnsiTheme="minorHAnsi" w:cs="굴림" w:hint="eastAsia"/>
-          <w:color w:val="auto"/>
-          <w:sz w:val="22"/>
-          <w:szCs w:val="22"/>
-          <w:u w:val="none"/>
-          <w:lang w:eastAsia="ko-KR"/>
-        </w:rPr>
-        <w:t>-V</w:t>
-      </w:r>
-      <w:r>
-        <w:rPr>
-          <w:rStyle w:val="a4"/>
-          <w:rFonts w:asciiTheme="minorHAnsi" w:eastAsiaTheme="minorHAnsi" w:hAnsiTheme="minorHAnsi" w:cs="굴림" w:hint="cs"/>
-          <w:color w:val="auto"/>
-          <w:sz w:val="22"/>
-          <w:szCs w:val="22"/>
-          <w:u w:val="none"/>
-        </w:rPr>
-        <w:t xml:space="preserve"> If the </w:t>
-      </w:r>
-      <w:r>
-        <w:rPr>
-          <w:rStyle w:val="a4"/>
-          <w:rFonts w:asciiTheme="minorHAnsi" w:eastAsiaTheme="minorHAnsi" w:hAnsiTheme="minorHAnsi" w:cs="굴림" w:hint="eastAsia"/>
-          <w:color w:val="auto"/>
-          <w:sz w:val="22"/>
-          <w:szCs w:val="22"/>
-          <w:u w:val="none"/>
-          <w:lang w:eastAsia="ko-KR"/>
-        </w:rPr>
-        <w:t xml:space="preserve">C </w:t>
-      </w:r>
-      <w:r>
-        <w:rPr>
-          <w:rStyle w:val="a4"/>
-          <w:rFonts w:asciiTheme="minorHAnsi" w:eastAsiaTheme="minorHAnsi" w:hAnsiTheme="minorHAnsi" w:cs="굴림"/>
-          <w:color w:val="auto"/>
-          <w:sz w:val="22"/>
-          <w:szCs w:val="22"/>
-          <w:u w:val="none"/>
-          <w:lang w:eastAsia="ko-KR"/>
-        </w:rPr>
-        <w:t xml:space="preserve">UDA </w:t>
-      </w:r>
-      <w:r>
-        <w:rPr>
-          <w:rStyle w:val="a4"/>
-          <w:rFonts w:asciiTheme="minorHAnsi" w:eastAsiaTheme="minorHAnsi" w:hAnsiTheme="minorHAnsi" w:cs="굴림" w:hint="eastAsia"/>
-          <w:color w:val="auto"/>
-          <w:sz w:val="22"/>
-          <w:szCs w:val="22"/>
-          <w:u w:val="none"/>
-          <w:lang w:eastAsia="ko-KR"/>
-        </w:rPr>
-        <w:t>version is displayed,</w:t>
-      </w:r>
-      <w:r>
-        <w:rPr>
-          <w:rStyle w:val="a4"/>
-          <w:rFonts w:asciiTheme="minorHAnsi" w:eastAsiaTheme="minorHAnsi" w:hAnsiTheme="minorHAnsi" w:cs="굴림"/>
-          <w:color w:val="auto"/>
-          <w:sz w:val="22"/>
-          <w:szCs w:val="22"/>
-          <w:u w:val="none"/>
-          <w:lang w:eastAsia="ko-KR"/>
-        </w:rPr>
-        <w:t xml:space="preserve"> </w:t>
-      </w:r>
-      <w:r>
-        <w:rPr>
-          <w:rStyle w:val="a4"/>
-          <w:rFonts w:asciiTheme="minorHAnsi" w:eastAsiaTheme="minorHAnsi" w:hAnsiTheme="minorHAnsi" w:cs="굴림" w:hint="eastAsia"/>
-          <w:color w:val="auto"/>
-          <w:sz w:val="22"/>
-          <w:szCs w:val="22"/>
-          <w:u w:val="none"/>
-          <w:lang w:eastAsia="ko-KR"/>
-        </w:rPr>
-        <w:t>Install that version from the terminal,</w:t>
-      </w:r>
-    </w:p>
-    <w:p>
-      <w:pPr>
-        <w:pStyle w:val="aff5"/>
-        <w:widowControl/>
-        <w:suppressAutoHyphens w:val="0"/>
-        <w:overflowPunct/>
-        <w:autoSpaceDE/>
-        <w:spacing w:after="100" w:afterAutospacing="1" w:line="240" w:lineRule="auto"/>
-        <w:ind w:leftChars="0" w:left="1200"/>
-        <w:textAlignment w:val="auto"/>
-        <w:rPr>
-          <w:rFonts w:asciiTheme="minorHAnsi" w:eastAsiaTheme="minorHAnsi" w:hAnsiTheme="minorHAnsi" w:cs="굴림"/>
-          <w:color w:val="0000FF"/>
-          <w:sz w:val="22"/>
-          <w:szCs w:val="22"/>
-          <w:u w:val="single"/>
-        </w:rPr>
-      </w:pPr>
-      <w:r>
-        <w:rPr>
-          <w:noProof/>
-        </w:rPr>
-        <w:drawing>
-          <wp:inline distT="0" distB="0" distL="0" distR="0" wp14:anchorId="24978252" wp14:editId="73F3EE3C">
-            <wp:extent cx="4503420" cy="2304548"/>
-            <wp:effectExtent l="0" t="0" r="0" b="635"/>
-            <wp:docPr id="6" name="그림 6"/>
-            <wp:cNvGraphicFramePr>
-              <a:graphicFrameLocks xmlns:a="http://schemas.openxmlformats.org/drawingml/2006/main" noChangeAspect="1"/>
-            </wp:cNvGraphicFramePr>
-            <a:graphic xmlns:a="http://schemas.openxmlformats.org/drawingml/2006/main">
-              <a:graphicData uri="http://schemas.openxmlformats.org/drawingml/2006/picture">
-                <pic:pic xmlns:pic="http://schemas.openxmlformats.org/drawingml/2006/picture">
-                  <pic:nvPicPr>
-                    <pic:cNvPr id="1" name=""/>
-                    <pic:cNvPicPr/>
-                  </pic:nvPicPr>
-                  <pic:blipFill>
-                    <a:blip r:embed="rId35"/>
-                    <a:stretch>
-                      <a:fillRect/>
-                    </a:stretch>
-                  </pic:blipFill>
-                  <pic:spPr>
-                    <a:xfrm>
-                      <a:off x="0" y="0"/>
                       <a:ext cx="4508800" cy="2307301"/>
                     </a:xfrm>
                     <a:prstGeom prst="rect">
@@ -4891,12 +5077,13 @@
       <w:pPr>
         <w:pStyle w:val="a8"/>
         <w:rPr>
+          <w:rFonts w:asciiTheme="majorEastAsia" w:eastAsiaTheme="majorEastAsia" w:hAnsiTheme="majorEastAsia"/>
           <w:b/>
         </w:rPr>
       </w:pPr>
       <w:r>
         <w:rPr>
-          <w:rFonts w:hint="eastAsia"/>
+          <w:rFonts w:asciiTheme="majorEastAsia" w:eastAsiaTheme="majorEastAsia" w:hAnsiTheme="majorEastAsia" w:hint="eastAsia"/>
           <w:b/>
         </w:rPr>
         <w:t>Installing Python Packages</w:t>
@@ -5144,25 +5331,20 @@
       <w:pPr>
         <w:pStyle w:val="a8"/>
         <w:rPr>
+          <w:rFonts w:asciiTheme="majorEastAsia" w:eastAsiaTheme="majorEastAsia" w:hAnsiTheme="majorEastAsia"/>
           <w:b/>
         </w:rPr>
       </w:pPr>
       <w:r>
         <w:rPr>
-          <w:rFonts w:hint="eastAsia"/>
+          <w:rFonts w:asciiTheme="majorEastAsia" w:eastAsiaTheme="majorEastAsia" w:hAnsiTheme="majorEastAsia" w:hint="eastAsia"/>
           <w:b/>
         </w:rPr>
-        <w:t xml:space="preserve">Docker </w:t>
-      </w:r>
-      <w:r>
-        <w:rPr>
-          <w:rFonts w:hint="eastAsia"/>
-          <w:b/>
-        </w:rPr>
-        <w:t xml:space="preserve">(optional </w:t>
-      </w:r>
-      <w:r>
-        <w:rPr>
+        <w:t xml:space="preserve">Docker (optional </w:t>
+      </w:r>
+      <w:r>
+        <w:rPr>
+          <w:rFonts w:asciiTheme="majorEastAsia" w:eastAsiaTheme="majorEastAsia" w:hAnsiTheme="majorEastAsia"/>
           <w:b/>
         </w:rPr>
         <w:t>)</w:t>
@@ -5202,21 +5384,28 @@
           <w:numId w:val="15"/>
         </w:numPr>
         <w:ind w:left="1134"/>
-      </w:pPr>
-      <w:hyperlink r:id="rId36" w:history="1">
+        <w:rPr>
+          <w:rFonts w:asciiTheme="majorEastAsia" w:eastAsiaTheme="majorEastAsia" w:hAnsiTheme="majorEastAsia"/>
+        </w:rPr>
+      </w:pPr>
+      <w:hyperlink r:id="rId35" w:history="1">
         <w:r>
           <w:rPr>
             <w:rStyle w:val="a4"/>
+            <w:rFonts w:asciiTheme="majorEastAsia" w:eastAsiaTheme="majorEastAsia" w:hAnsiTheme="majorEastAsia"/>
           </w:rPr>
           <w:t>https://www.docker.com/get-started/</w:t>
         </w:r>
       </w:hyperlink>
       <w:r>
+        <w:rPr>
+          <w:rFonts w:asciiTheme="majorEastAsia" w:eastAsiaTheme="majorEastAsia" w:hAnsiTheme="majorEastAsia"/>
+        </w:rPr>
         <w:t xml:space="preserve"> </w:t>
       </w:r>
       <w:r>
         <w:rPr>
-          <w:rFonts w:hint="eastAsia"/>
+          <w:rFonts w:asciiTheme="majorEastAsia" w:eastAsiaTheme="majorEastAsia" w:hAnsiTheme="majorEastAsia" w:hint="eastAsia"/>
         </w:rPr>
         <w:t>Visit installation</w:t>
       </w:r>
@@ -5225,12 +5414,13 @@
       <w:pPr>
         <w:pStyle w:val="a8"/>
         <w:rPr>
+          <w:rFonts w:asciiTheme="majorEastAsia" w:eastAsiaTheme="majorEastAsia" w:hAnsiTheme="majorEastAsia"/>
           <w:b/>
         </w:rPr>
       </w:pPr>
       <w:r>
         <w:rPr>
-          <w:rFonts w:hint="eastAsia"/>
+          <w:rFonts w:asciiTheme="majorEastAsia" w:eastAsiaTheme="majorEastAsia" w:hAnsiTheme="majorEastAsia" w:hint="eastAsia"/>
           <w:b/>
         </w:rPr>
         <w:lastRenderedPageBreak/>
@@ -5238,6 +5428,7 @@
       </w:r>
       <w:r>
         <w:rPr>
+          <w:rFonts w:asciiTheme="majorEastAsia" w:eastAsiaTheme="majorEastAsia" w:hAnsiTheme="majorEastAsia"/>
           <w:b/>
         </w:rPr>
         <w:t>​</w:t>
@@ -5310,7 +5501,7 @@
           <w:szCs w:val="24"/>
         </w:rPr>
       </w:pPr>
-      <w:hyperlink r:id="rId37" w:history="1">
+      <w:hyperlink r:id="rId36" w:history="1">
         <w:r>
           <w:rPr>
             <w:rStyle w:val="a4"/>
@@ -5341,19 +5532,23 @@
     <w:p>
       <w:pPr>
         <w:pStyle w:val="a8"/>
+        <w:rPr>
+          <w:rFonts w:asciiTheme="majorEastAsia" w:eastAsiaTheme="majorEastAsia" w:hAnsiTheme="majorEastAsia"/>
+        </w:rPr>
       </w:pPr>
     </w:p>
     <w:p>
       <w:pPr>
         <w:pStyle w:val="a8"/>
         <w:rPr>
+          <w:rFonts w:asciiTheme="majorEastAsia" w:eastAsiaTheme="majorEastAsia" w:hAnsiTheme="majorEastAsia"/>
           <w:b/>
           <w:color w:val="FF0000"/>
         </w:rPr>
       </w:pPr>
       <w:r>
         <w:rPr>
-          <w:rFonts w:hint="eastAsia"/>
+          <w:rFonts w:asciiTheme="majorEastAsia" w:eastAsiaTheme="majorEastAsia" w:hAnsiTheme="majorEastAsia" w:hint="eastAsia"/>
           <w:b/>
           <w:color w:val="FF0000"/>
         </w:rPr>
@@ -5361,6 +5556,7 @@
       </w:r>
       <w:r>
         <w:rPr>
+          <w:rFonts w:asciiTheme="majorEastAsia" w:eastAsiaTheme="majorEastAsia" w:hAnsiTheme="majorEastAsia"/>
           <w:b/>
           <w:color w:val="FF0000"/>
         </w:rPr>
@@ -5387,7 +5583,7 @@
           <w:szCs w:val="24"/>
         </w:rPr>
       </w:pPr>
-      <w:hyperlink r:id="rId38" w:history="1">
+      <w:hyperlink r:id="rId37" w:history="1">
         <w:r>
           <w:rPr>
             <w:rStyle w:val="a4"/>
@@ -5435,7 +5631,7 @@
           <w:szCs w:val="24"/>
         </w:rPr>
       </w:pPr>
-      <w:hyperlink r:id="rId39" w:history="1">
+      <w:hyperlink r:id="rId38" w:history="1">
         <w:r>
           <w:rPr>
             <w:rStyle w:val="a4"/>
@@ -5478,7 +5674,7 @@
         </w:rPr>
         <w:t xml:space="preserve">Detailed installation instructions: </w:t>
       </w:r>
-      <w:hyperlink r:id="rId40" w:history="1">
+      <w:hyperlink r:id="rId39" w:history="1">
         <w:r>
           <w:rPr>
             <w:rStyle w:val="a4"/>
@@ -5745,7 +5941,7 @@
           <w:szCs w:val="24"/>
         </w:rPr>
       </w:pPr>
-      <w:hyperlink r:id="rId41" w:history="1">
+      <w:hyperlink r:id="rId40" w:history="1">
         <w:r>
           <w:rPr>
             <w:rStyle w:val="a4"/>
@@ -5800,18 +5996,20 @@
       <w:pPr>
         <w:pStyle w:val="a8"/>
         <w:rPr>
+          <w:rFonts w:asciiTheme="majorEastAsia" w:eastAsiaTheme="majorEastAsia" w:hAnsiTheme="majorEastAsia"/>
           <w:b/>
         </w:rPr>
       </w:pPr>
       <w:r>
         <w:rPr>
-          <w:rFonts w:hint="eastAsia"/>
+          <w:rFonts w:asciiTheme="majorEastAsia" w:eastAsiaTheme="majorEastAsia" w:hAnsiTheme="majorEastAsia" w:hint="eastAsia"/>
           <w:b/>
         </w:rPr>
         <w:t xml:space="preserve">Installing Claude </w:t>
       </w:r>
       <w:r>
         <w:rPr>
+          <w:rFonts w:asciiTheme="majorEastAsia" w:eastAsiaTheme="majorEastAsia" w:hAnsiTheme="majorEastAsia"/>
           <w:b/>
         </w:rPr>
         <w:t>Desktop</w:t>
@@ -5837,7 +6035,7 @@
           <w:szCs w:val="24"/>
         </w:rPr>
       </w:pPr>
-      <w:hyperlink r:id="rId42" w:history="1">
+      <w:hyperlink r:id="rId41" w:history="1">
         <w:r>
           <w:rPr>
             <w:rStyle w:val="a4"/>
@@ -5868,10 +6066,14 @@
     <w:p>
       <w:pPr>
         <w:pStyle w:val="1"/>
-      </w:pPr>
-      <w:bookmarkStart w:id="5" w:name="_Toc208821161"/>
-      <w:r>
-        <w:rPr>
+        <w:rPr>
+          <w:rFonts w:asciiTheme="majorEastAsia" w:eastAsiaTheme="majorEastAsia" w:hAnsiTheme="majorEastAsia"/>
+        </w:rPr>
+      </w:pPr>
+      <w:bookmarkStart w:id="5" w:name="_Toc208822285"/>
+      <w:r>
+        <w:rPr>
+          <w:rFonts w:asciiTheme="majorEastAsia" w:eastAsiaTheme="majorEastAsia" w:hAnsiTheme="majorEastAsia"/>
           <w:lang w:eastAsia="ko-KR"/>
         </w:rPr>
         <w:t>Appendix</w:t>
@@ -5881,23 +6083,32 @@
     <w:p>
       <w:pPr>
         <w:pStyle w:val="a8"/>
-      </w:pPr>
-      <w:r>
-        <w:rPr>
-          <w:rFonts w:hint="eastAsia"/>
+        <w:rPr>
+          <w:rFonts w:asciiTheme="majorEastAsia" w:eastAsiaTheme="majorEastAsia" w:hAnsiTheme="majorEastAsia"/>
+        </w:rPr>
+      </w:pPr>
+      <w:r>
+        <w:rPr>
+          <w:rFonts w:asciiTheme="majorEastAsia" w:eastAsiaTheme="majorEastAsia" w:hAnsiTheme="majorEastAsia" w:hint="eastAsia"/>
         </w:rPr>
         <w:t>If you have time,</w:t>
       </w:r>
       <w:r>
+        <w:rPr>
+          <w:rFonts w:asciiTheme="majorEastAsia" w:eastAsiaTheme="majorEastAsia" w:hAnsiTheme="majorEastAsia"/>
+        </w:rPr>
         <w:t xml:space="preserve"> </w:t>
       </w:r>
       <w:r>
         <w:rPr>
-          <w:rFonts w:hint="eastAsia"/>
+          <w:rFonts w:asciiTheme="majorEastAsia" w:eastAsiaTheme="majorEastAsia" w:hAnsiTheme="majorEastAsia" w:hint="eastAsia"/>
         </w:rPr>
         <w:t>You just need to install it.</w:t>
       </w:r>
       <w:r>
+        <w:rPr>
+          <w:rFonts w:asciiTheme="majorEastAsia" w:eastAsiaTheme="majorEastAsia" w:hAnsiTheme="majorEastAsia"/>
+        </w:rPr>
         <w:t xml:space="preserve"> </w:t>
       </w:r>
     </w:p>
@@ -5905,27 +6116,23 @@
       <w:pPr>
         <w:pStyle w:val="a8"/>
         <w:rPr>
+          <w:rFonts w:asciiTheme="majorEastAsia" w:eastAsiaTheme="majorEastAsia" w:hAnsiTheme="majorEastAsia"/>
           <w:b/>
         </w:rPr>
       </w:pPr>
       <w:r>
         <w:rPr>
-          <w:rFonts w:hint="eastAsia"/>
+          <w:rFonts w:asciiTheme="majorEastAsia" w:eastAsiaTheme="majorEastAsia" w:hAnsiTheme="majorEastAsia" w:hint="eastAsia"/>
           <w:b/>
         </w:rPr>
         <w:t xml:space="preserve">Install </w:t>
       </w:r>
       <w:r>
         <w:rPr>
+          <w:rFonts w:asciiTheme="majorEastAsia" w:eastAsiaTheme="majorEastAsia" w:hAnsiTheme="majorEastAsia"/>
           <w:b/>
         </w:rPr>
         <w:t>Blender</w:t>
-      </w:r>
-      <w:r>
-        <w:rPr>
-          <w:b/>
-        </w:rPr>
-        <w:t xml:space="preserve"> for 3D modeling</w:t>
       </w:r>
     </w:p>
     <w:p>
@@ -5969,7 +6176,7 @@
           <w:szCs w:val="24"/>
         </w:rPr>
       </w:pPr>
-      <w:hyperlink r:id="rId43" w:history="1">
+      <w:hyperlink r:id="rId42" w:history="1">
         <w:r>
           <w:rPr>
             <w:rStyle w:val="a4"/>
@@ -6001,6 +6208,7 @@
       <w:pPr>
         <w:pStyle w:val="a8"/>
         <w:rPr>
+          <w:rFonts w:asciiTheme="majorEastAsia" w:eastAsiaTheme="majorEastAsia" w:hAnsiTheme="majorEastAsia"/>
           <w:b/>
         </w:rPr>
       </w:pPr>
@@ -6009,34 +6217,30 @@
       <w:pPr>
         <w:pStyle w:val="a8"/>
         <w:rPr>
+          <w:rFonts w:asciiTheme="majorEastAsia" w:eastAsiaTheme="majorEastAsia" w:hAnsiTheme="majorEastAsia"/>
           <w:b/>
         </w:rPr>
       </w:pPr>
       <w:r>
         <w:rPr>
-          <w:rFonts w:hint="eastAsia"/>
+          <w:rFonts w:asciiTheme="majorEastAsia" w:eastAsiaTheme="majorEastAsia" w:hAnsiTheme="majorEastAsia" w:hint="eastAsia"/>
           <w:b/>
         </w:rPr>
         <w:t xml:space="preserve">Install </w:t>
       </w:r>
       <w:r>
         <w:rPr>
-          <w:rFonts w:hint="eastAsia"/>
+          <w:rFonts w:asciiTheme="majorEastAsia" w:eastAsiaTheme="majorEastAsia" w:hAnsiTheme="majorEastAsia" w:hint="eastAsia"/>
           <w:b/>
         </w:rPr>
         <w:t>D</w:t>
       </w:r>
       <w:r>
         <w:rPr>
+          <w:rFonts w:asciiTheme="majorEastAsia" w:eastAsiaTheme="majorEastAsia" w:hAnsiTheme="majorEastAsia"/>
           <w:b/>
         </w:rPr>
         <w:t>aVinci</w:t>
-      </w:r>
-      <w:r>
-        <w:rPr>
-          <w:b/>
-        </w:rPr>
-        <w:t xml:space="preserve"> for Gen AI video editor</w:t>
       </w:r>
     </w:p>
     <w:p>
@@ -6095,7 +6299,7 @@
         </w:rPr>
         <w:t xml:space="preserve">: </w:t>
       </w:r>
-      <w:hyperlink r:id="rId44" w:history="1">
+      <w:hyperlink r:id="rId43" w:history="1">
         <w:r>
           <w:rPr>
             <w:rStyle w:val="a4"/>
@@ -6151,24 +6355,18 @@
     <w:p>
       <w:pPr>
         <w:pStyle w:val="1"/>
-      </w:pPr>
-      <w:bookmarkStart w:id="6" w:name="_Toc208821162"/>
-      <w:r>
-        <w:rPr>
-          <w:rFonts w:hint="eastAsia"/>
+        <w:rPr>
+          <w:rFonts w:asciiTheme="majorEastAsia" w:eastAsiaTheme="majorEastAsia" w:hAnsiTheme="majorEastAsia"/>
+        </w:rPr>
+      </w:pPr>
+      <w:bookmarkStart w:id="6" w:name="_Toc208822286"/>
+      <w:r>
+        <w:rPr>
+          <w:rFonts w:asciiTheme="majorEastAsia" w:eastAsiaTheme="majorEastAsia" w:hAnsiTheme="majorEastAsia"/>
           <w:lang w:eastAsia="ko-KR"/>
         </w:rPr>
         <w:lastRenderedPageBreak/>
-        <w:t>related</w:t>
-      </w:r>
-      <w:r>
-        <w:rPr>
-          <w:rFonts w:hint="cs"/>
-        </w:rPr>
-        <w:t xml:space="preserve"> </w:t>
-      </w:r>
-      <w:r>
-        <w:t>link</w:t>
+        <w:t>Reference</w:t>
       </w:r>
       <w:bookmarkEnd w:id="6"/>
     </w:p>
@@ -6200,7 +6398,7 @@
         </w:rPr>
         <w:t xml:space="preserve">Huggingface: </w:t>
       </w:r>
-      <w:hyperlink r:id="rId45" w:history="1">
+      <w:hyperlink r:id="rId44" w:history="1">
         <w:r>
           <w:rPr>
             <w:rFonts w:asciiTheme="majorEastAsia" w:eastAsiaTheme="majorEastAsia" w:hAnsiTheme="majorEastAsia" w:cs="굴림"/>
@@ -6241,7 +6439,7 @@
         </w:rPr>
         <w:t xml:space="preserve">Blender LLM Addin Blog: </w:t>
       </w:r>
-      <w:hyperlink r:id="rId46" w:history="1">
+      <w:hyperlink r:id="rId45" w:history="1">
         <w:r>
           <w:rPr>
             <w:rFonts w:asciiTheme="majorEastAsia" w:eastAsiaTheme="majorEastAsia" w:hAnsiTheme="majorEastAsia" w:cs="굴림"/>
@@ -6282,7 +6480,7 @@
         </w:rPr>
         <w:t xml:space="preserve">NVIDIA Drivers: </w:t>
       </w:r>
-      <w:hyperlink r:id="rId47" w:history="1">
+      <w:hyperlink r:id="rId46" w:history="1">
         <w:r>
           <w:rPr>
             <w:rFonts w:asciiTheme="majorEastAsia" w:eastAsiaTheme="majorEastAsia" w:hAnsiTheme="majorEastAsia" w:cs="굴림"/>
@@ -6323,7 +6521,7 @@
         </w:rPr>
         <w:t xml:space="preserve">CUDA Toolkit: </w:t>
       </w:r>
-      <w:hyperlink r:id="rId48" w:history="1">
+      <w:hyperlink r:id="rId47" w:history="1">
         <w:r>
           <w:rPr>
             <w:rFonts w:asciiTheme="majorEastAsia" w:eastAsiaTheme="majorEastAsia" w:hAnsiTheme="majorEastAsia" w:cs="굴림"/>
@@ -6364,7 +6562,7 @@
         </w:rPr>
         <w:t xml:space="preserve">Python: </w:t>
       </w:r>
-      <w:hyperlink r:id="rId49" w:history="1">
+      <w:hyperlink r:id="rId48" w:history="1">
         <w:r>
           <w:rPr>
             <w:rFonts w:asciiTheme="majorEastAsia" w:eastAsiaTheme="majorEastAsia" w:hAnsiTheme="majorEastAsia" w:cs="굴림"/>
@@ -6405,7 +6603,7 @@
         </w:rPr>
         <w:t xml:space="preserve">Python Installation Guide for Mac: </w:t>
       </w:r>
-      <w:hyperlink r:id="rId50" w:history="1">
+      <w:hyperlink r:id="rId49" w:history="1">
         <w:r>
           <w:rPr>
             <w:rFonts w:asciiTheme="majorEastAsia" w:eastAsiaTheme="majorEastAsia" w:hAnsiTheme="majorEastAsia" w:cs="굴림"/>
@@ -6446,7 +6644,7 @@
         </w:rPr>
         <w:t xml:space="preserve">Anaconda: </w:t>
       </w:r>
-      <w:hyperlink r:id="rId51" w:history="1">
+      <w:hyperlink r:id="rId50" w:history="1">
         <w:r>
           <w:rPr>
             <w:rFonts w:asciiTheme="majorEastAsia" w:eastAsiaTheme="majorEastAsia" w:hAnsiTheme="majorEastAsia" w:cs="굴림"/>
@@ -6487,7 +6685,7 @@
         </w:rPr>
         <w:t xml:space="preserve">OpenAI: </w:t>
       </w:r>
-      <w:hyperlink r:id="rId52" w:history="1">
+      <w:hyperlink r:id="rId51" w:history="1">
         <w:r>
           <w:rPr>
             <w:rFonts w:asciiTheme="majorEastAsia" w:eastAsiaTheme="majorEastAsia" w:hAnsiTheme="majorEastAsia" w:cs="굴림"/>
@@ -6528,7 +6726,7 @@
         </w:rPr>
         <w:t xml:space="preserve">PyTorch: </w:t>
       </w:r>
-      <w:hyperlink r:id="rId53" w:history="1">
+      <w:hyperlink r:id="rId52" w:history="1">
         <w:r>
           <w:rPr>
             <w:rFonts w:asciiTheme="majorEastAsia" w:eastAsiaTheme="majorEastAsia" w:hAnsiTheme="majorEastAsia" w:cs="굴림"/>
@@ -12070,7 +12268,7 @@
 </file>
 
 <file path=customXml/itemProps1.xml><?xml version="1.0" encoding="utf-8"?>
-<ds:datastoreItem xmlns:ds="http://schemas.openxmlformats.org/officeDocument/2006/customXml" ds:itemID="{37ACA9C7-6700-4B46-8B8E-4C101CEFF4F8}">
+<ds:datastoreItem xmlns:ds="http://schemas.openxmlformats.org/officeDocument/2006/customXml" ds:itemID="{C8E30136-38AC-4A76-B019-05C637075E66}">
   <ds:schemaRefs>
     <ds:schemaRef ds:uri="http://schemas.openxmlformats.org/officeDocument/2006/bibliography"/>
   </ds:schemaRefs>
